--- a/projects/valuepickr-open-screen/docs/Gujarat Themis Biosyn Ltd.docx
+++ b/projects/valuepickr-open-screen/docs/Gujarat Themis Biosyn Ltd.docx
@@ -32,7 +32,7 @@
           <w:sz w:val="22"/>
           <w:szCs w:val="22"/>
         </w:rPr>
-        <w:t xml:space="preserve">Niche fermentation-based API maker (India's first commercial Rifampicin producer) planning a debt-funded step-up in scale</w:t>
+        <w:t xml:space="preserve">India's first commercial Rifampicin fermentation-API maker mid-transformation into a global fermentation CDMO via ~Rs 1,300cr Japan (MBJ) + Sanofi anti-TB portfolio acquisitions, funded by ~Rs 1,000cr equity + up to Rs 1,500cr debt/NCDs — at 121x earnings the leverage and cross-border integration risk now dominate the niche-moat story</w:t>
       </w:r>
     </w:p>
     <w:p>
@@ -99,7 +99,7 @@
           </w:tcPr>
           <w:p>
             <w:r>
-              <w:t xml:space="preserve">Rs 3,668 Cr</w:t>
+              <w:t xml:space="preserve">~Rs 5,905 Cr</w:t>
             </w:r>
           </w:p>
         </w:tc>
@@ -116,7 +116,7 @@
                 <w:b/>
                 <w:bCs/>
               </w:rPr>
-              <w:t xml:space="preserve">ROCE</w:t>
+              <w:t xml:space="preserve">P/E / P/B</w:t>
             </w:r>
           </w:p>
         </w:tc>
@@ -126,7 +126,7 @@
           </w:tcPr>
           <w:p>
             <w:r>
-              <w:t xml:space="preserve">27.30%</w:t>
+              <w:t xml:space="preserve">~121x / ~17.2x (thesis fully priced and then some)</w:t>
             </w:r>
           </w:p>
         </w:tc>
@@ -143,7 +143,7 @@
                 <w:b/>
                 <w:bCs/>
               </w:rPr>
-              <w:t xml:space="preserve">ROE</w:t>
+              <w:t xml:space="preserve">ROCE / ROE</w:t>
             </w:r>
           </w:p>
         </w:tc>
@@ -153,7 +153,7 @@
           </w:tcPr>
           <w:p>
             <w:r>
-              <w:t xml:space="preserve">10.24%</w:t>
+              <w:t xml:space="preserve">17.9% / 17.4% (both down from ~27% / ~25% earlier — profitability has compressed)</w:t>
             </w:r>
           </w:p>
         </w:tc>
@@ -170,7 +170,7 @@
                 <w:b/>
                 <w:bCs/>
               </w:rPr>
-              <w:t xml:space="preserve">Debt/Equity</w:t>
+              <w:t xml:space="preserve">Debt</w:t>
             </w:r>
           </w:p>
         </w:tc>
@@ -180,7 +180,7 @@
           </w:tcPr>
           <w:p>
             <w:r>
-              <w:t xml:space="preserve">0.12</w:t>
+              <w:t xml:space="preserve">Rs 192 Cr FY26 (from Rs 3 Cr FY24); board approval sought for up to Rs 1,500 Cr NCDs + Rs 1,000 Cr QIP</w:t>
             </w:r>
           </w:p>
         </w:tc>
@@ -207,7 +207,7 @@
           </w:tcPr>
           <w:p>
             <w:r>
-              <w:t xml:space="preserve">~12.9%/year average</w:t>
+              <w:t xml:space="preserve">3-yr revenue CAGR ~4%, 3-yr PAT CAGR ~-7%; FY23-26 revenue Rs 148-&gt;170-&gt;151-&gt;166 Cr, PAT Rs 58-&gt;59-&gt;49-&gt;47 Cr</w:t>
             </w:r>
           </w:p>
         </w:tc>
@@ -224,6 +224,33 @@
                 <w:b/>
                 <w:bCs/>
               </w:rPr>
+              <w:t xml:space="preserve">Q1 FY27</w:t>
+            </w:r>
+          </w:p>
+        </w:tc>
+        <w:tc>
+          <w:tcPr>
+            <w:tcW w:type="dxa" w:w="5800"/>
+          </w:tcPr>
+          <w:p>
+            <w:r>
+              <w:t xml:space="preserve">Revenue Rs 43.8 Cr +22.1% YoY; EBITDA Rs 20.8 Cr +49.4%, margin 47.5%; PAT Rs 11.1 Cr +22.1%</w:t>
+            </w:r>
+          </w:p>
+        </w:tc>
+      </w:tr>
+      <w:tr>
+        <w:tc>
+          <w:tcPr>
+            <w:tcW w:type="dxa" w:w="3200"/>
+            <w:shd w:fill="F2F2F2" w:val="clear"/>
+          </w:tcPr>
+          <w:p>
+            <w:r>
+              <w:rPr>
+                <w:b/>
+                <w:bCs/>
+              </w:rPr>
               <w:t xml:space="preserve">52-week range</w:t>
             </w:r>
           </w:p>
@@ -250,7 +277,7 @@
         <w:spacing w:after="120"/>
       </w:pPr>
       <w:r>
-        <w:t xml:space="preserve">Strong ROCE (27.3%) and very low current leverage (D/E 0.12) reflect a genuinely capital-efficient niche business today. The forward-looking wrinkle is a large debt-funded expansion under discussion (~Rs 2,000 Cr for two acquisitions), which would materially change the balance-sheet profile from its current low-debt state.</w:t>
+        <w:t xml:space="preserve">Two different companies in one filing. The legacy base is a small, high-margin (45-47% EBITDA) fermentation-API niche — India's first commercial Rifampicin producer — but it has stopped compounding: FY23-26 revenue went Rs 148-&gt;170-&gt;151-&gt;166 Cr and PAT actually fell (Rs 58-&gt;47 Cr), so 3-yr revenue CAGR is ~4% and 3-yr PAT CAGR ~-7%, and ROCE has compressed from ~27% to ~17.9%. Fermentation capacity was doubled to 990 KL in FY26 and gross block went from Rs 62 Cr (FY23) to Rs 435 Cr (FY26) — capacity is well ahead of demand. Against that flat base the company has announced a transformational M&amp;A programme: 100% of MicroBiopharm Japan (fermentation R&amp;D/CDMO, oncology APIs, pDNA, ADC conjugation) for ~JPY 21.5 bn (~Rs 1,300 Cr, close targeted Q2 FY27), plus Sanofi's global anti-TB / anti-infective portfolio (13 brands, ~EUR 62 m net sales, a forward-integration into finished formulations). Funding: up to Rs 1,000 Cr equity (QIP) + up to Rs 1,500 Cr NCDs/debt (EGM 22-Aug-2026). Debt has already risen to Rs 192 Cr from near-zero. This is a leveraged, cross-border bet to jump into a higher growth orbit — the upside is real but so is the balance-sheet and integration risk, and at ~121x P/E / ~17x P/B the market is already paying for success.</w:t>
       </w:r>
     </w:p>
     <w:p>
@@ -259,7 +286,7 @@
         <w:spacing w:after="120" w:before="280"/>
       </w:pPr>
       <w:r>
-        <w:t xml:space="preserve">Technical Read (Weekly / Monthly MACD + Bollinger Bands, or RSI/CCI/Williams %R proxy)</w:t>
+        <w:t xml:space="preserve">Deep-Dive: Primary Documents (Annual Reports, Quarterly Results, Exchange Filings)</w:t>
       </w:r>
     </w:p>
     <w:p>
@@ -267,7 +294,496 @@
         <w:spacing w:after="120"/>
       </w:pPr>
       <w:r>
-        <w:t xml:space="preserve">Not checked this pass.</w:t>
+        <w:rPr>
+          <w:i/>
+          <w:iCs/>
+          <w:color w:val="666666"/>
+          <w:sz w:val="18"/>
+          <w:szCs w:val="18"/>
+        </w:rPr>
+        <w:t xml:space="preserve">Pass 1 — 2026-09-08. Built from the company's own filings (3 years of annual reports, ~4 quarters of results/concalls, and 6 months of BSE/NSE announcements), read via the web — a deeper layer than the forum-sentiment read below.</w:t>
+      </w:r>
+    </w:p>
+    <w:p>
+      <w:pPr>
+        <w:spacing w:after="120"/>
+      </w:pPr>
+      <w:r>
+        <w:rPr>
+          <w:b/>
+          <w:bCs/>
+          <w:sz w:val="20"/>
+          <w:szCs w:val="20"/>
+        </w:rPr>
+        <w:t xml:space="preserve">Sources reviewed this pass:</w:t>
+      </w:r>
+    </w:p>
+    <w:p>
+      <w:pPr>
+        <w:pStyle w:val="ListParagraph"/>
+        <w:numPr>
+          <w:ilvl w:val="0"/>
+          <w:numId w:val="1"/>
+        </w:numPr>
+        <w:spacing w:after="60"/>
+      </w:pPr>
+      <w:r>
+        <w:t xml:space="preserve">screener.in (GUJTHEM): mcap ~Rs 5,905 Cr, P/E ~121, P/B ~17.2x, ROCE 17.9%, ROE 17.4%; FY23-26 revenue Rs 148/170/151/166 Cr, PAT Rs 58/59/49/47 Cr; 3-yr rev CAGR 4%, 3-yr PAT CAGR -7%; debt Rs 192 Cr FY26 vs Rs 3 Cr FY24; promoter 70.87% (down 4.13pp / 3yr)</w:t>
+      </w:r>
+    </w:p>
+    <w:p>
+      <w:pPr>
+        <w:pStyle w:val="ListParagraph"/>
+        <w:numPr>
+          <w:ilvl w:val="0"/>
+          <w:numId w:val="1"/>
+        </w:numPr>
+        <w:spacing w:after="60"/>
+      </w:pPr>
+      <w:r>
+        <w:t xml:space="preserve">Q1 FY27 results coverage (scanx, whalesbook): revenue Rs 43.8 Cr +22.1% YoY, EBITDA Rs 20.8 Cr +49.4% (margin 47.5%, +867bps), PAT Rs 11.1 Cr +22.1%; board approved results 7-Aug-2026, concall 10-Aug-2026</w:t>
+      </w:r>
+    </w:p>
+    <w:p>
+      <w:pPr>
+        <w:pStyle w:val="ListParagraph"/>
+        <w:numPr>
+          <w:ilvl w:val="0"/>
+          <w:numId w:val="1"/>
+        </w:numPr>
+        <w:spacing w:after="60"/>
+      </w:pPr>
+      <w:r>
+        <w:t xml:space="preserve">Acquisition disclosures (Business Standard, scanx, NSE intimation, sahi.com): MicroBiopharm Japan 100% for ~JPY 21.5 bn (~Rs 1,300 Cr), close Q2 FY27; Sanofi global anti-TB/anti-infective portfolio 13 brands ~EUR 62 m net sales; funding up to Rs 1,000 Cr QIP + up to Rs 1,500 Cr NCDs/debt; EGM 22-Aug-2026 (AoA amendment + NCD private placement authorisation)</w:t>
+      </w:r>
+    </w:p>
+    <w:p>
+      <w:pPr>
+        <w:pStyle w:val="ListParagraph"/>
+        <w:numPr>
+          <w:ilvl w:val="0"/>
+          <w:numId w:val="1"/>
+        </w:numPr>
+        <w:spacing w:after="60"/>
+      </w:pPr>
+      <w:r>
+        <w:t xml:space="preserve">marketsmojo / scanx FY26 + Q3 FY26 coverage: FY26 income from operations Rs 165.8 Cr +9.96% YoY, FY26 EBITDA margin ~45.5%, FY26 PAT Rs 46.7 Cr (down YoY); fermentation capacity doubled to 990 KL in FY26; gross block incl CWIP Rs 62 Cr FY23 -&gt; Rs 435 Cr FY26; hybrid renewable power project + forward integration into API/formulations</w:t>
+      </w:r>
+    </w:p>
+    <w:p>
+      <w:pPr>
+        <w:spacing w:after="120"/>
+      </w:pPr>
+      <w:r>
+        <w:rPr>
+          <w:b/>
+          <w:bCs/>
+          <w:sz w:val="20"/>
+          <w:szCs w:val="20"/>
+        </w:rPr>
+        <w:t xml:space="preserve">Annual-report findings (3-year view):</w:t>
+      </w:r>
+    </w:p>
+    <w:p>
+      <w:pPr>
+        <w:pStyle w:val="ListParagraph"/>
+        <w:numPr>
+          <w:ilvl w:val="0"/>
+          <w:numId w:val="1"/>
+        </w:numPr>
+        <w:spacing w:after="60"/>
+      </w:pPr>
+      <w:r>
+        <w:t xml:space="preserve">Legacy base has de-rated operationally: FY23-26 revenue Rs 148 -&gt; 170 -&gt; 151 -&gt; 166 Cr (FY25 -11% YoY, FY26 +10%), PAT Rs 58 -&gt; 59 -&gt; 49 -&gt; 47 Cr — 3-yr revenue CAGR ~4%, 3-yr PAT CAGR ~-7%</w:t>
+      </w:r>
+    </w:p>
+    <w:p>
+      <w:pPr>
+        <w:pStyle w:val="ListParagraph"/>
+        <w:numPr>
+          <w:ilvl w:val="0"/>
+          <w:numId w:val="1"/>
+        </w:numPr>
+        <w:spacing w:after="60"/>
+      </w:pPr>
+      <w:r>
+        <w:t xml:space="preserve">ROCE compressed from ~27% (prior file) to 17.9%, ROE ~17.4% — capital efficiency has fallen as the large fermentation capex landed ahead of demand</w:t>
+      </w:r>
+    </w:p>
+    <w:p>
+      <w:pPr>
+        <w:pStyle w:val="ListParagraph"/>
+        <w:numPr>
+          <w:ilvl w:val="0"/>
+          <w:numId w:val="1"/>
+        </w:numPr>
+        <w:spacing w:after="60"/>
+      </w:pPr>
+      <w:r>
+        <w:t xml:space="preserve">Capacity built well ahead of demand: fermentation capacity doubled to 990 KL in FY26; gross block (incl CWIP) Rs 62 Cr FY23 -&gt; Rs 435 Cr FY26</w:t>
+      </w:r>
+    </w:p>
+    <w:p>
+      <w:pPr>
+        <w:pStyle w:val="ListParagraph"/>
+        <w:numPr>
+          <w:ilvl w:val="0"/>
+          <w:numId w:val="1"/>
+        </w:numPr>
+        <w:spacing w:after="60"/>
+      </w:pPr>
+      <w:r>
+        <w:t xml:space="preserve">Balance sheet has already levered up: debt Rs 3 Cr FY24 -&gt; Rs 192 Cr FY26, BEFORE the announced Rs 1,500 Cr NCD authorisation and MBJ acquisition debt</w:t>
+      </w:r>
+    </w:p>
+    <w:p>
+      <w:pPr>
+        <w:pStyle w:val="ListParagraph"/>
+        <w:numPr>
+          <w:ilvl w:val="0"/>
+          <w:numId w:val="1"/>
+        </w:numPr>
+        <w:spacing w:after="60"/>
+      </w:pPr>
+      <w:r>
+        <w:t xml:space="preserve">Promoter holding 70.87%, down ~4.13pp over 3 years; 2026 news of a co-promoter pledge release and a separate indirect encumbrance created over promoter-linked shares — worth monitoring, not a governance red flag on current evidence</w:t>
+      </w:r>
+    </w:p>
+    <w:p>
+      <w:pPr>
+        <w:pStyle w:val="ListParagraph"/>
+        <w:numPr>
+          <w:ilvl w:val="0"/>
+          <w:numId w:val="1"/>
+        </w:numPr>
+        <w:spacing w:after="60"/>
+      </w:pPr>
+      <w:r>
+        <w:t xml:space="preserve">EBITDA margin remains structurally high (~45-47%) — the niche fermentation economics are intact even as growth stalled</w:t>
+      </w:r>
+    </w:p>
+    <w:p>
+      <w:pPr>
+        <w:spacing w:after="120"/>
+      </w:pPr>
+      <w:r>
+        <w:rPr>
+          <w:b/>
+          <w:bCs/>
+          <w:sz w:val="20"/>
+          <w:szCs w:val="20"/>
+        </w:rPr>
+        <w:t xml:space="preserve">Quarterly trend (last ~4 quarters + concall commentary):</w:t>
+      </w:r>
+    </w:p>
+    <w:p>
+      <w:pPr>
+        <w:pStyle w:val="ListParagraph"/>
+        <w:numPr>
+          <w:ilvl w:val="0"/>
+          <w:numId w:val="1"/>
+        </w:numPr>
+        <w:spacing w:after="60"/>
+      </w:pPr>
+      <w:r>
+        <w:t xml:space="preserve">Q1 FY27: revenue Rs 43.8 Cr +22.1% YoY, EBITDA Rs 20.8 Cr +49.4% YoY, EBITDA margin 47.5% (+867bps), PAT Rs 11.1 Cr +22.1% — a strong bounce quarter for the base</w:t>
+      </w:r>
+    </w:p>
+    <w:p>
+      <w:pPr>
+        <w:pStyle w:val="ListParagraph"/>
+        <w:numPr>
+          <w:ilvl w:val="0"/>
+          <w:numId w:val="1"/>
+        </w:numPr>
+        <w:spacing w:after="60"/>
+      </w:pPr>
+      <w:r>
+        <w:t xml:space="preserve">Q3 FY26 coverage flagged margin pressure testing the premium valuation despite a sales recovery — the quarterly path through FY26 was choppy, not a clean trend</w:t>
+      </w:r>
+    </w:p>
+    <w:p>
+      <w:pPr>
+        <w:pStyle w:val="ListParagraph"/>
+        <w:numPr>
+          <w:ilvl w:val="0"/>
+          <w:numId w:val="1"/>
+        </w:numPr>
+        <w:spacing w:after="60"/>
+      </w:pPr>
+      <w:r>
+        <w:t xml:space="preserve">FY26 full year: revenue Rs 165.8 Cr +9.96%, EBITDA margin ~45.5%, PAT Rs 46.7 Cr (down YoY) — one good quarter (Q1 FY27) does not yet establish a re-acceleration</w:t>
+      </w:r>
+    </w:p>
+    <w:p>
+      <w:pPr>
+        <w:spacing w:after="120"/>
+      </w:pPr>
+      <w:r>
+        <w:rPr>
+          <w:b/>
+          <w:bCs/>
+          <w:sz w:val="20"/>
+          <w:szCs w:val="20"/>
+        </w:rPr>
+        <w:t xml:space="preserve">Exchange announcements (last 6 months):</w:t>
+      </w:r>
+    </w:p>
+    <w:p>
+      <w:pPr>
+        <w:pStyle w:val="ListParagraph"/>
+        <w:numPr>
+          <w:ilvl w:val="0"/>
+          <w:numId w:val="1"/>
+        </w:numPr>
+        <w:spacing w:after="60"/>
+      </w:pPr>
+      <w:r>
+        <w:t xml:space="preserve">MicroBiopharm Japan: definitive agreement to acquire 100% for ~JPY 21.5 bn (~Rs 1,300 Cr); close targeted Q2 FY27, subject to regulatory approvals</w:t>
+      </w:r>
+    </w:p>
+    <w:p>
+      <w:pPr>
+        <w:pStyle w:val="ListParagraph"/>
+        <w:numPr>
+          <w:ilvl w:val="0"/>
+          <w:numId w:val="1"/>
+        </w:numPr>
+        <w:spacing w:after="60"/>
+      </w:pPr>
+      <w:r>
+        <w:t xml:space="preserve">Sanofi portfolio: acquisition of global anti-TB / anti-infective portfolio — 13 brands, ~EUR 62 m annual net sales — a forward integration into finished formulations</w:t>
+      </w:r>
+    </w:p>
+    <w:p>
+      <w:pPr>
+        <w:pStyle w:val="ListParagraph"/>
+        <w:numPr>
+          <w:ilvl w:val="0"/>
+          <w:numId w:val="1"/>
+        </w:numPr>
+        <w:spacing w:after="60"/>
+      </w:pPr>
+      <w:r>
+        <w:t xml:space="preserve">Fund-raise: EGM 22-Aug-2026 to approve up to Rs 1,000 Cr QIP + up to Rs 1,500 Cr NCDs/debt and AoA amendments</w:t>
+      </w:r>
+    </w:p>
+    <w:p>
+      <w:pPr>
+        <w:pStyle w:val="ListParagraph"/>
+        <w:numPr>
+          <w:ilvl w:val="0"/>
+          <w:numId w:val="1"/>
+        </w:numPr>
+        <w:spacing w:after="60"/>
+      </w:pPr>
+      <w:r>
+        <w:t xml:space="preserve">Q1 FY27 results 7-Aug-2026 + earnings call 10-Aug-2026</w:t>
+      </w:r>
+    </w:p>
+    <w:p>
+      <w:pPr>
+        <w:pStyle w:val="ListParagraph"/>
+        <w:numPr>
+          <w:ilvl w:val="0"/>
+          <w:numId w:val="1"/>
+        </w:numPr>
+        <w:spacing w:after="60"/>
+      </w:pPr>
+      <w:r>
+        <w:t xml:space="preserve">Promoter-share pledge release (co-promoter group) and a separate indirect-encumbrance intimation during 2026</w:t>
+      </w:r>
+    </w:p>
+    <w:p>
+      <w:pPr>
+        <w:spacing w:after="120"/>
+      </w:pPr>
+      <w:r>
+        <w:rPr>
+          <w:b/>
+          <w:bCs/>
+          <w:sz w:val="20"/>
+          <w:szCs w:val="20"/>
+        </w:rPr>
+        <w:t xml:space="preserve">Key new facts vs. the prior write-up:</w:t>
+      </w:r>
+    </w:p>
+    <w:p>
+      <w:pPr>
+        <w:pStyle w:val="ListParagraph"/>
+        <w:numPr>
+          <w:ilvl w:val="0"/>
+          <w:numId w:val="1"/>
+        </w:numPr>
+        <w:spacing w:after="60"/>
+      </w:pPr>
+      <w:r>
+        <w:t xml:space="preserve">The prior file's 'niche compounder' read is stale — 3-yr revenue CAGR is ~4% and 3-yr PAT CAGR is ~-7%; ROCE has fallen from ~27% to ~17.9%</w:t>
+      </w:r>
+    </w:p>
+    <w:p>
+      <w:pPr>
+        <w:pStyle w:val="ListParagraph"/>
+        <w:numPr>
+          <w:ilvl w:val="0"/>
+          <w:numId w:val="1"/>
+        </w:numPr>
+        <w:spacing w:after="60"/>
+      </w:pPr>
+      <w:r>
+        <w:t xml:space="preserve">The debt-funded scale-up is no longer just 'under discussion' — it is a board-approved programme: up to Rs 1,000 Cr equity + up to Rs 1,500 Cr NCDs, EGM 22-Aug-2026, with debt already at Rs 192 Cr</w:t>
+      </w:r>
+    </w:p>
+    <w:p>
+      <w:pPr>
+        <w:pStyle w:val="ListParagraph"/>
+        <w:numPr>
+          <w:ilvl w:val="0"/>
+          <w:numId w:val="1"/>
+        </w:numPr>
+        <w:spacing w:after="60"/>
+      </w:pPr>
+      <w:r>
+        <w:t xml:space="preserve">MBJ price (~Rs 1,300 Cr) and the Sanofi portfolio (~EUR 62 m sales) together are larger than the existing business — this is a bet-the-company transformation</w:t>
+      </w:r>
+    </w:p>
+    <w:p>
+      <w:pPr>
+        <w:pStyle w:val="ListParagraph"/>
+        <w:numPr>
+          <w:ilvl w:val="0"/>
+          <w:numId w:val="1"/>
+        </w:numPr>
+        <w:spacing w:after="60"/>
+      </w:pPr>
+      <w:r>
+        <w:t xml:space="preserve">Valuation is extreme: ~121x P/E and ~17x P/B — the market is already paying for a successful transformation</w:t>
+      </w:r>
+    </w:p>
+    <w:p>
+      <w:pPr>
+        <w:pStyle w:val="ListParagraph"/>
+        <w:numPr>
+          <w:ilvl w:val="0"/>
+          <w:numId w:val="1"/>
+        </w:numPr>
+        <w:spacing w:after="60"/>
+      </w:pPr>
+      <w:r>
+        <w:t xml:space="preserve">Q1 FY27 was a genuinely strong base quarter (revenue +22%, EBITDA +49%), but stands alone against a flat FY26</w:t>
+      </w:r>
+    </w:p>
+    <w:p>
+      <w:pPr>
+        <w:spacing w:after="120"/>
+      </w:pPr>
+      <w:r>
+        <w:rPr>
+          <w:b/>
+          <w:bCs/>
+          <w:sz w:val="20"/>
+          <w:szCs w:val="20"/>
+        </w:rPr>
+        <w:t xml:space="preserve">Open questions / what to watch:</w:t>
+      </w:r>
+    </w:p>
+    <w:p>
+      <w:pPr>
+        <w:pStyle w:val="ListParagraph"/>
+        <w:numPr>
+          <w:ilvl w:val="0"/>
+          <w:numId w:val="1"/>
+        </w:numPr>
+        <w:spacing w:after="60"/>
+      </w:pPr>
+      <w:r>
+        <w:t xml:space="preserve">Final funding mix and dilution: how much of the Rs 1,000 Cr QIP is drawn, at what price, and what share count results?</w:t>
+      </w:r>
+    </w:p>
+    <w:p>
+      <w:pPr>
+        <w:pStyle w:val="ListParagraph"/>
+        <w:numPr>
+          <w:ilvl w:val="0"/>
+          <w:numId w:val="1"/>
+        </w:numPr>
+        <w:spacing w:after="60"/>
+      </w:pPr>
+      <w:r>
+        <w:t xml:space="preserve">How much of the MBJ consideration is low-cost Yen debt vs INR NCDs, and what is pro-forma net debt / EBITDA post-close?</w:t>
+      </w:r>
+    </w:p>
+    <w:p>
+      <w:pPr>
+        <w:pStyle w:val="ListParagraph"/>
+        <w:numPr>
+          <w:ilvl w:val="0"/>
+          <w:numId w:val="1"/>
+        </w:numPr>
+        <w:spacing w:after="60"/>
+      </w:pPr>
+      <w:r>
+        <w:t xml:space="preserve">MBJ standalone financials — revenue, EBITDA, margin, and whether the acquisition is EPS-accretive or dilutive in FY27/FY28</w:t>
+      </w:r>
+    </w:p>
+    <w:p>
+      <w:pPr>
+        <w:pStyle w:val="ListParagraph"/>
+        <w:numPr>
+          <w:ilvl w:val="0"/>
+          <w:numId w:val="1"/>
+        </w:numPr>
+        <w:spacing w:after="60"/>
+      </w:pPr>
+      <w:r>
+        <w:t xml:space="preserve">Sanofi portfolio: transfer economics, margin profile, and whether the 13 brands are growing or in managed decline</w:t>
+      </w:r>
+    </w:p>
+    <w:p>
+      <w:pPr>
+        <w:pStyle w:val="ListParagraph"/>
+        <w:numPr>
+          <w:ilvl w:val="0"/>
+          <w:numId w:val="1"/>
+        </w:numPr>
+        <w:spacing w:after="60"/>
+      </w:pPr>
+      <w:r>
+        <w:t xml:space="preserve">Utilisation and payback on the 990 KL fermentation capacity / Rs 435 Cr gross block</w:t>
+      </w:r>
+    </w:p>
+    <w:p>
+      <w:pPr>
+        <w:pStyle w:val="ListParagraph"/>
+        <w:numPr>
+          <w:ilvl w:val="0"/>
+          <w:numId w:val="1"/>
+        </w:numPr>
+        <w:spacing w:after="60"/>
+      </w:pPr>
+      <w:r>
+        <w:t xml:space="preserve">Cause and status of the 2026 promoter pledge / indirect-encumbrance activity</w:t>
+      </w:r>
+    </w:p>
+    <w:p>
+      <w:pPr>
+        <w:spacing w:after="120" w:before="120"/>
+      </w:pPr>
+      <w:r>
+        <w:rPr>
+          <w:b/>
+          <w:bCs/>
+          <w:sz w:val="20"/>
+          <w:szCs w:val="20"/>
+        </w:rPr>
+        <w:t xml:space="preserve">Conviction impact: </w:t>
+      </w:r>
+      <w:r>
+        <w:rPr>
+          <w:sz w:val="20"/>
+          <w:szCs w:val="20"/>
+        </w:rPr>
+        <w:t xml:space="preserve">Low-Medium -&gt; Low-Medium. The deep read is net-negative on the base (flat revenue, falling PAT, ROCE compression) but the transformation optionality and intact niche margins keep it off Low. thesis_fit moves 10x-in-2-3-years -&gt; neither: at ~121x P/E with a Rs 1,000cr equity + Rs 1,500cr debt bet-the-company M&amp;A programme, four_box valuation is now 'no' (score 2.5) and growth is not un-ignorable, so no exception applies.</w:t>
       </w:r>
     </w:p>
     <w:p>
@@ -276,7 +792,7 @@
         <w:spacing w:after="120" w:before="280"/>
       </w:pPr>
       <w:r>
-        <w:t xml:space="preserve">ValuePickr Community Signal</w:t>
+        <w:t xml:space="preserve">Guidance &amp; Expectation Gap</w:t>
       </w:r>
     </w:p>
     <w:p>
@@ -284,7 +800,14 @@
         <w:spacing w:after="120"/>
       </w:pPr>
       <w:r>
-        <w:t xml:space="preserve">Read most recent 50 of 220 posts (single batch, no escalation). Most recent post (Aug 2026) centers on a specific, well-reasoned concern about a large prospective debt raise for acquisitions.</w:t>
+        <w:rPr>
+          <w:i/>
+          <w:iCs/>
+          <w:color w:val="666666"/>
+          <w:sz w:val="18"/>
+          <w:szCs w:val="18"/>
+        </w:rPr>
+        <w:t xml:space="preserve">Management guidance decoded into commitments, graded on the expectation → action → operational → commercial → financial ladder, then compared to what the current price appears to assume. Method: playbook/guidance-and-expectation-gap.md.</w:t>
       </w:r>
     </w:p>
     <w:p>
@@ -298,14 +821,1179 @@
           <w:sz w:val="20"/>
           <w:szCs w:val="20"/>
         </w:rPr>
-        <w:t xml:space="preserve">High-conviction call from a top contributor: </w:t>
-      </w:r>
-      <w:r>
-        <w:rPr>
-          <w:sz w:val="20"/>
-          <w:szCs w:val="20"/>
-        </w:rPr>
-        <w:t xml:space="preserve">No trusted-roster users posted in this thread. vir259 (Aug 2026) raised the balance-sheet risk directly: management is targeting ~Rs 2,000 Cr of debt to fund two asset acquisitions (including a Biopharm acquisition), though management clarified both debts may not be drawn simultaneously and the Biopharm piece could be financed in low-interest Yen debt. The poster's own framing was balanced -- acknowledging the debt overhang will weigh on sentiment, but also that this is a 'calculated risk' the company may need to take to move into a higher growth orbit.</w:t>
+        <w:t xml:space="preserve">Commitment ladder (most-proven first):</w:t>
+      </w:r>
+    </w:p>
+    <w:tbl>
+      <w:tblPr>
+        <w:tblW w:type="dxa" w:w="9000"/>
+        <w:tblBorders>
+          <w:top w:val="single" w:color="auto" w:sz="4"/>
+          <w:left w:val="single" w:color="auto" w:sz="4"/>
+          <w:bottom w:val="single" w:color="auto" w:sz="4"/>
+          <w:right w:val="single" w:color="auto" w:sz="4"/>
+          <w:insideH w:val="single" w:color="auto" w:sz="4"/>
+          <w:insideV w:val="single" w:color="auto" w:sz="4"/>
+        </w:tblBorders>
+      </w:tblPr>
+      <w:tblGrid>
+        <w:gridCol w:w="1100"/>
+        <w:gridCol w:w="2600"/>
+        <w:gridCol w:w="2400"/>
+        <w:gridCol w:w="900"/>
+        <w:gridCol w:w="1200"/>
+        <w:gridCol w:w="800"/>
+      </w:tblGrid>
+      <w:tr>
+        <w:trPr>
+          <w:tblHeader/>
+        </w:trPr>
+        <w:tc>
+          <w:tcPr>
+            <w:tcW w:type="dxa" w:w="1100"/>
+            <w:shd w:fill="F2F2F2" w:val="clear"/>
+          </w:tcPr>
+          <w:p>
+            <w:r>
+              <w:rPr>
+                <w:b/>
+                <w:bCs/>
+                <w:sz w:val="18"/>
+                <w:szCs w:val="18"/>
+              </w:rPr>
+              <w:t xml:space="preserve">Area</w:t>
+            </w:r>
+          </w:p>
+        </w:tc>
+        <w:tc>
+          <w:tcPr>
+            <w:tcW w:type="dxa" w:w="2600"/>
+            <w:shd w:fill="F2F2F2" w:val="clear"/>
+          </w:tcPr>
+          <w:p>
+            <w:r>
+              <w:rPr>
+                <w:b/>
+                <w:bCs/>
+                <w:sz w:val="18"/>
+                <w:szCs w:val="18"/>
+              </w:rPr>
+              <w:t xml:space="preserve">Commitment</w:t>
+            </w:r>
+          </w:p>
+        </w:tc>
+        <w:tc>
+          <w:tcPr>
+            <w:tcW w:type="dxa" w:w="2400"/>
+            <w:shd w:fill="F2F2F2" w:val="clear"/>
+          </w:tcPr>
+          <w:p>
+            <w:r>
+              <w:rPr>
+                <w:b/>
+                <w:bCs/>
+                <w:sz w:val="18"/>
+                <w:szCs w:val="18"/>
+              </w:rPr>
+              <w:t xml:space="preserve">Specifics</w:t>
+            </w:r>
+          </w:p>
+        </w:tc>
+        <w:tc>
+          <w:tcPr>
+            <w:tcW w:type="dxa" w:w="900"/>
+            <w:shd w:fill="F2F2F2" w:val="clear"/>
+          </w:tcPr>
+          <w:p>
+            <w:r>
+              <w:rPr>
+                <w:b/>
+                <w:bCs/>
+                <w:sz w:val="18"/>
+                <w:szCs w:val="18"/>
+              </w:rPr>
+              <w:t xml:space="preserve">By when</w:t>
+            </w:r>
+          </w:p>
+        </w:tc>
+        <w:tc>
+          <w:tcPr>
+            <w:tcW w:type="dxa" w:w="1200"/>
+            <w:shd w:fill="F2F2F2" w:val="clear"/>
+          </w:tcPr>
+          <w:p>
+            <w:r>
+              <w:rPr>
+                <w:b/>
+                <w:bCs/>
+                <w:sz w:val="18"/>
+                <w:szCs w:val="18"/>
+              </w:rPr>
+              <w:t xml:space="preserve">Stage</w:t>
+            </w:r>
+          </w:p>
+        </w:tc>
+        <w:tc>
+          <w:tcPr>
+            <w:tcW w:type="dxa" w:w="800"/>
+            <w:shd w:fill="F2F2F2" w:val="clear"/>
+          </w:tcPr>
+          <w:p>
+            <w:r>
+              <w:rPr>
+                <w:b/>
+                <w:bCs/>
+                <w:sz w:val="18"/>
+                <w:szCs w:val="18"/>
+              </w:rPr>
+              <w:t xml:space="preserve">Thesis-critical</w:t>
+            </w:r>
+          </w:p>
+        </w:tc>
+      </w:tr>
+      <w:tr>
+        <w:tc>
+          <w:tcPr>
+            <w:tcW w:type="dxa" w:w="1100"/>
+          </w:tcPr>
+          <w:p>
+            <w:r>
+              <w:rPr>
+                <w:b w:val="false"/>
+                <w:bCs w:val="false"/>
+                <w:sz w:val="18"/>
+                <w:szCs w:val="18"/>
+              </w:rPr>
+              <w:t xml:space="preserve">strategy</w:t>
+            </w:r>
+          </w:p>
+        </w:tc>
+        <w:tc>
+          <w:tcPr>
+            <w:tcW w:type="dxa" w:w="2600"/>
+          </w:tcPr>
+          <w:p>
+            <w:r>
+              <w:rPr>
+                <w:b w:val="false"/>
+                <w:bCs w:val="false"/>
+                <w:sz w:val="18"/>
+                <w:szCs w:val="18"/>
+              </w:rPr>
+              <w:t xml:space="preserve">Acquire 100% of MicroBiopharm Japan to become a global fermentation-based CDMO</w:t>
+            </w:r>
+          </w:p>
+        </w:tc>
+        <w:tc>
+          <w:tcPr>
+            <w:tcW w:type="dxa" w:w="2400"/>
+          </w:tcPr>
+          <w:p>
+            <w:r>
+              <w:rPr>
+                <w:b w:val="false"/>
+                <w:bCs w:val="false"/>
+                <w:sz w:val="18"/>
+                <w:szCs w:val="18"/>
+              </w:rPr>
+              <w:t xml:space="preserve">~JPY 21.5 bn (~Rs 1,300 Cr); close targeted Q2 FY27</w:t>
+            </w:r>
+          </w:p>
+        </w:tc>
+        <w:tc>
+          <w:tcPr>
+            <w:tcW w:type="dxa" w:w="900"/>
+          </w:tcPr>
+          <w:p>
+            <w:r>
+              <w:rPr>
+                <w:b w:val="false"/>
+                <w:bCs w:val="false"/>
+                <w:sz w:val="18"/>
+                <w:szCs w:val="18"/>
+              </w:rPr>
+              <w:t xml:space="preserve">6M</w:t>
+            </w:r>
+          </w:p>
+        </w:tc>
+        <w:tc>
+          <w:tcPr>
+            <w:tcW w:type="dxa" w:w="1200"/>
+          </w:tcPr>
+          <w:p>
+            <w:r>
+              <w:rPr>
+                <w:b w:val="false"/>
+                <w:bCs w:val="false"/>
+                <w:sz w:val="18"/>
+                <w:szCs w:val="18"/>
+              </w:rPr>
+              <w:t xml:space="preserve">action</w:t>
+            </w:r>
+          </w:p>
+        </w:tc>
+        <w:tc>
+          <w:tcPr>
+            <w:tcW w:type="dxa" w:w="800"/>
+          </w:tcPr>
+          <w:p>
+            <w:r>
+              <w:rPr>
+                <w:b w:val="false"/>
+                <w:bCs w:val="false"/>
+                <w:sz w:val="18"/>
+                <w:szCs w:val="18"/>
+              </w:rPr>
+              <w:t xml:space="preserve">yes</w:t>
+            </w:r>
+          </w:p>
+        </w:tc>
+      </w:tr>
+      <w:tr>
+        <w:tc>
+          <w:tcPr>
+            <w:tcW w:type="dxa" w:w="1100"/>
+          </w:tcPr>
+          <w:p>
+            <w:r>
+              <w:rPr>
+                <w:b w:val="false"/>
+                <w:bCs w:val="false"/>
+                <w:sz w:val="18"/>
+                <w:szCs w:val="18"/>
+              </w:rPr>
+              <w:t xml:space="preserve">new_business</w:t>
+            </w:r>
+          </w:p>
+        </w:tc>
+        <w:tc>
+          <w:tcPr>
+            <w:tcW w:type="dxa" w:w="2600"/>
+          </w:tcPr>
+          <w:p>
+            <w:r>
+              <w:rPr>
+                <w:b w:val="false"/>
+                <w:bCs w:val="false"/>
+                <w:sz w:val="18"/>
+                <w:szCs w:val="18"/>
+              </w:rPr>
+              <w:t xml:space="preserve">Acquire Sanofi global anti-TB / anti-infective portfolio (forward integration into formulations)</w:t>
+            </w:r>
+          </w:p>
+        </w:tc>
+        <w:tc>
+          <w:tcPr>
+            <w:tcW w:type="dxa" w:w="2400"/>
+          </w:tcPr>
+          <w:p>
+            <w:r>
+              <w:rPr>
+                <w:b w:val="false"/>
+                <w:bCs w:val="false"/>
+                <w:sz w:val="18"/>
+                <w:szCs w:val="18"/>
+              </w:rPr>
+              <w:t xml:space="preserve">13 brands, ~EUR 62 m annual net sales</w:t>
+            </w:r>
+          </w:p>
+        </w:tc>
+        <w:tc>
+          <w:tcPr>
+            <w:tcW w:type="dxa" w:w="900"/>
+          </w:tcPr>
+          <w:p>
+            <w:r>
+              <w:rPr>
+                <w:b w:val="false"/>
+                <w:bCs w:val="false"/>
+                <w:sz w:val="18"/>
+                <w:szCs w:val="18"/>
+              </w:rPr>
+              <w:t xml:space="preserve">FY27</w:t>
+            </w:r>
+          </w:p>
+        </w:tc>
+        <w:tc>
+          <w:tcPr>
+            <w:tcW w:type="dxa" w:w="1200"/>
+          </w:tcPr>
+          <w:p>
+            <w:r>
+              <w:rPr>
+                <w:b w:val="false"/>
+                <w:bCs w:val="false"/>
+                <w:sz w:val="18"/>
+                <w:szCs w:val="18"/>
+              </w:rPr>
+              <w:t xml:space="preserve">action</w:t>
+            </w:r>
+          </w:p>
+        </w:tc>
+        <w:tc>
+          <w:tcPr>
+            <w:tcW w:type="dxa" w:w="800"/>
+          </w:tcPr>
+          <w:p>
+            <w:r>
+              <w:rPr>
+                <w:b w:val="false"/>
+                <w:bCs w:val="false"/>
+                <w:sz w:val="18"/>
+                <w:szCs w:val="18"/>
+              </w:rPr>
+              <w:t xml:space="preserve">yes</w:t>
+            </w:r>
+          </w:p>
+        </w:tc>
+      </w:tr>
+      <w:tr>
+        <w:tc>
+          <w:tcPr>
+            <w:tcW w:type="dxa" w:w="1100"/>
+          </w:tcPr>
+          <w:p>
+            <w:r>
+              <w:rPr>
+                <w:b w:val="false"/>
+                <w:bCs w:val="false"/>
+                <w:sz w:val="18"/>
+                <w:szCs w:val="18"/>
+              </w:rPr>
+              <w:t xml:space="preserve">balance_sheet</w:t>
+            </w:r>
+          </w:p>
+        </w:tc>
+        <w:tc>
+          <w:tcPr>
+            <w:tcW w:type="dxa" w:w="2600"/>
+          </w:tcPr>
+          <w:p>
+            <w:r>
+              <w:rPr>
+                <w:b w:val="false"/>
+                <w:bCs w:val="false"/>
+                <w:sz w:val="18"/>
+                <w:szCs w:val="18"/>
+              </w:rPr>
+              <w:t xml:space="preserve">Raise up to Rs 1,000 Cr equity (QIP) + up to Rs 1,500 Cr NCDs/debt to fund acquisitions</w:t>
+            </w:r>
+          </w:p>
+        </w:tc>
+        <w:tc>
+          <w:tcPr>
+            <w:tcW w:type="dxa" w:w="2400"/>
+          </w:tcPr>
+          <w:p>
+            <w:r>
+              <w:rPr>
+                <w:b w:val="false"/>
+                <w:bCs w:val="false"/>
+                <w:sz w:val="18"/>
+                <w:szCs w:val="18"/>
+              </w:rPr>
+              <w:t xml:space="preserve">EGM 22-Aug-2026; debt already Rs 192 Cr FY26</w:t>
+            </w:r>
+          </w:p>
+        </w:tc>
+        <w:tc>
+          <w:tcPr>
+            <w:tcW w:type="dxa" w:w="900"/>
+          </w:tcPr>
+          <w:p>
+            <w:r>
+              <w:rPr>
+                <w:b w:val="false"/>
+                <w:bCs w:val="false"/>
+                <w:sz w:val="18"/>
+                <w:szCs w:val="18"/>
+              </w:rPr>
+              <w:t xml:space="preserve">6M</w:t>
+            </w:r>
+          </w:p>
+        </w:tc>
+        <w:tc>
+          <w:tcPr>
+            <w:tcW w:type="dxa" w:w="1200"/>
+          </w:tcPr>
+          <w:p>
+            <w:r>
+              <w:rPr>
+                <w:b w:val="false"/>
+                <w:bCs w:val="false"/>
+                <w:sz w:val="18"/>
+                <w:szCs w:val="18"/>
+              </w:rPr>
+              <w:t xml:space="preserve">action</w:t>
+            </w:r>
+          </w:p>
+        </w:tc>
+        <w:tc>
+          <w:tcPr>
+            <w:tcW w:type="dxa" w:w="800"/>
+          </w:tcPr>
+          <w:p>
+            <w:r>
+              <w:rPr>
+                <w:b w:val="false"/>
+                <w:bCs w:val="false"/>
+                <w:sz w:val="18"/>
+                <w:szCs w:val="18"/>
+              </w:rPr>
+              <w:t xml:space="preserve">yes</w:t>
+            </w:r>
+          </w:p>
+        </w:tc>
+      </w:tr>
+      <w:tr>
+        <w:tc>
+          <w:tcPr>
+            <w:tcW w:type="dxa" w:w="1100"/>
+          </w:tcPr>
+          <w:p>
+            <w:r>
+              <w:rPr>
+                <w:b w:val="false"/>
+                <w:bCs w:val="false"/>
+                <w:sz w:val="18"/>
+                <w:szCs w:val="18"/>
+              </w:rPr>
+              <w:t xml:space="preserve">capacity</w:t>
+            </w:r>
+          </w:p>
+        </w:tc>
+        <w:tc>
+          <w:tcPr>
+            <w:tcW w:type="dxa" w:w="2600"/>
+          </w:tcPr>
+          <w:p>
+            <w:r>
+              <w:rPr>
+                <w:b w:val="false"/>
+                <w:bCs w:val="false"/>
+                <w:sz w:val="18"/>
+                <w:szCs w:val="18"/>
+              </w:rPr>
+              <w:t xml:space="preserve">Ramp utilisation of doubled fermentation capacity (990 KL)</w:t>
+            </w:r>
+          </w:p>
+        </w:tc>
+        <w:tc>
+          <w:tcPr>
+            <w:tcW w:type="dxa" w:w="2400"/>
+          </w:tcPr>
+          <w:p>
+            <w:r>
+              <w:rPr>
+                <w:b w:val="false"/>
+                <w:bCs w:val="false"/>
+                <w:sz w:val="18"/>
+                <w:szCs w:val="18"/>
+              </w:rPr>
+              <w:t xml:space="preserve">gross block Rs 62 Cr FY23 -&gt; Rs 435 Cr FY26</w:t>
+            </w:r>
+          </w:p>
+        </w:tc>
+        <w:tc>
+          <w:tcPr>
+            <w:tcW w:type="dxa" w:w="900"/>
+          </w:tcPr>
+          <w:p>
+            <w:r>
+              <w:rPr>
+                <w:b w:val="false"/>
+                <w:bCs w:val="false"/>
+                <w:sz w:val="18"/>
+                <w:szCs w:val="18"/>
+              </w:rPr>
+              <w:t xml:space="preserve">FY27</w:t>
+            </w:r>
+          </w:p>
+        </w:tc>
+        <w:tc>
+          <w:tcPr>
+            <w:tcW w:type="dxa" w:w="1200"/>
+          </w:tcPr>
+          <w:p>
+            <w:r>
+              <w:rPr>
+                <w:b w:val="false"/>
+                <w:bCs w:val="false"/>
+                <w:sz w:val="18"/>
+                <w:szCs w:val="18"/>
+              </w:rPr>
+              <w:t xml:space="preserve">operational</w:t>
+            </w:r>
+          </w:p>
+        </w:tc>
+        <w:tc>
+          <w:tcPr>
+            <w:tcW w:type="dxa" w:w="800"/>
+          </w:tcPr>
+          <w:p>
+            <w:r>
+              <w:rPr>
+                <w:b w:val="false"/>
+                <w:bCs w:val="false"/>
+                <w:sz w:val="18"/>
+                <w:szCs w:val="18"/>
+              </w:rPr>
+              <w:t xml:space="preserve"/>
+            </w:r>
+          </w:p>
+        </w:tc>
+      </w:tr>
+      <w:tr>
+        <w:tc>
+          <w:tcPr>
+            <w:tcW w:type="dxa" w:w="1100"/>
+          </w:tcPr>
+          <w:p>
+            <w:r>
+              <w:rPr>
+                <w:b w:val="false"/>
+                <w:bCs w:val="false"/>
+                <w:sz w:val="18"/>
+                <w:szCs w:val="18"/>
+              </w:rPr>
+              <w:t xml:space="preserve">strategy</w:t>
+            </w:r>
+          </w:p>
+        </w:tc>
+        <w:tc>
+          <w:tcPr>
+            <w:tcW w:type="dxa" w:w="2600"/>
+          </w:tcPr>
+          <w:p>
+            <w:r>
+              <w:rPr>
+                <w:b w:val="false"/>
+                <w:bCs w:val="false"/>
+                <w:sz w:val="18"/>
+                <w:szCs w:val="18"/>
+              </w:rPr>
+              <w:t xml:space="preserve">Hybrid renewable power project + forward integration into API production</w:t>
+            </w:r>
+          </w:p>
+        </w:tc>
+        <w:tc>
+          <w:tcPr>
+            <w:tcW w:type="dxa" w:w="2400"/>
+          </w:tcPr>
+          <w:p>
+            <w:r>
+              <w:rPr>
+                <w:b w:val="false"/>
+                <w:bCs w:val="false"/>
+                <w:sz w:val="18"/>
+                <w:szCs w:val="18"/>
+              </w:rPr>
+              <w:t xml:space="preserve">—</w:t>
+            </w:r>
+          </w:p>
+        </w:tc>
+        <w:tc>
+          <w:tcPr>
+            <w:tcW w:type="dxa" w:w="900"/>
+          </w:tcPr>
+          <w:p>
+            <w:r>
+              <w:rPr>
+                <w:b w:val="false"/>
+                <w:bCs w:val="false"/>
+                <w:sz w:val="18"/>
+                <w:szCs w:val="18"/>
+              </w:rPr>
+              <w:t xml:space="preserve">FY28</w:t>
+            </w:r>
+          </w:p>
+        </w:tc>
+        <w:tc>
+          <w:tcPr>
+            <w:tcW w:type="dxa" w:w="1200"/>
+          </w:tcPr>
+          <w:p>
+            <w:r>
+              <w:rPr>
+                <w:b w:val="false"/>
+                <w:bCs w:val="false"/>
+                <w:sz w:val="18"/>
+                <w:szCs w:val="18"/>
+              </w:rPr>
+              <w:t xml:space="preserve">expectation</w:t>
+            </w:r>
+          </w:p>
+        </w:tc>
+        <w:tc>
+          <w:tcPr>
+            <w:tcW w:type="dxa" w:w="800"/>
+          </w:tcPr>
+          <w:p>
+            <w:r>
+              <w:rPr>
+                <w:b w:val="false"/>
+                <w:bCs w:val="false"/>
+                <w:sz w:val="18"/>
+                <w:szCs w:val="18"/>
+              </w:rPr>
+              <w:t xml:space="preserve"/>
+            </w:r>
+          </w:p>
+        </w:tc>
+      </w:tr>
+    </w:tbl>
+    <w:p>
+      <w:pPr>
+        <w:spacing w:after="60" w:before="120"/>
+      </w:pPr>
+      <w:r>
+        <w:rPr>
+          <w:b/>
+          <w:bCs/>
+          <w:sz w:val="20"/>
+          <w:szCs w:val="20"/>
+        </w:rPr>
+        <w:t xml:space="preserve">Earnings chain: </w:t>
+      </w:r>
+      <w:r>
+        <w:rPr>
+          <w:b w:val="false"/>
+          <w:bCs w:val="false"/>
+          <w:sz w:val="20"/>
+          <w:szCs w:val="20"/>
+        </w:rPr>
+        <w:t xml:space="preserve">fund-raise (Rs 1,000cr equity + Rs 1,500cr debt)</w:t>
+      </w:r>
+      <w:r>
+        <w:rPr>
+          <w:color w:val="666666"/>
+          <w:sz w:val="20"/>
+          <w:szCs w:val="20"/>
+        </w:rPr>
+        <w:t xml:space="preserve"> → </w:t>
+      </w:r>
+      <w:r>
+        <w:rPr>
+          <w:b/>
+          <w:bCs/>
+          <w:color w:val="A32020"/>
+          <w:sz w:val="20"/>
+          <w:szCs w:val="20"/>
+        </w:rPr>
+        <w:t xml:space="preserve">close MBJ + Sanofi acquisitions</w:t>
+      </w:r>
+      <w:r>
+        <w:rPr>
+          <w:color w:val="666666"/>
+          <w:sz w:val="20"/>
+          <w:szCs w:val="20"/>
+        </w:rPr>
+        <w:t xml:space="preserve"> → </w:t>
+      </w:r>
+      <w:r>
+        <w:rPr>
+          <w:b w:val="false"/>
+          <w:bCs w:val="false"/>
+          <w:sz w:val="20"/>
+          <w:szCs w:val="20"/>
+        </w:rPr>
+        <w:t xml:space="preserve">integrate + combine revenue (CDMO + branded formulations)</w:t>
+      </w:r>
+      <w:r>
+        <w:rPr>
+          <w:color w:val="666666"/>
+          <w:sz w:val="20"/>
+          <w:szCs w:val="20"/>
+        </w:rPr>
+        <w:t xml:space="preserve"> → </w:t>
+      </w:r>
+      <w:r>
+        <w:rPr>
+          <w:b w:val="false"/>
+          <w:bCs w:val="false"/>
+          <w:sz w:val="20"/>
+          <w:szCs w:val="20"/>
+        </w:rPr>
+        <w:t xml:space="preserve">utilise 990 KL fermentation capacity</w:t>
+      </w:r>
+      <w:r>
+        <w:rPr>
+          <w:color w:val="666666"/>
+          <w:sz w:val="20"/>
+          <w:szCs w:val="20"/>
+        </w:rPr>
+        <w:t xml:space="preserve"> → </w:t>
+      </w:r>
+      <w:r>
+        <w:rPr>
+          <w:b w:val="false"/>
+          <w:bCs w:val="false"/>
+          <w:sz w:val="20"/>
+          <w:szCs w:val="20"/>
+        </w:rPr>
+        <w:t xml:space="preserve">consolidated revenue step-up</w:t>
+      </w:r>
+      <w:r>
+        <w:rPr>
+          <w:color w:val="666666"/>
+          <w:sz w:val="20"/>
+          <w:szCs w:val="20"/>
+        </w:rPr>
+        <w:t xml:space="preserve"> → </w:t>
+      </w:r>
+      <w:r>
+        <w:rPr>
+          <w:b w:val="false"/>
+          <w:bCs w:val="false"/>
+          <w:sz w:val="20"/>
+          <w:szCs w:val="20"/>
+        </w:rPr>
+        <w:t xml:space="preserve">EBITDA (blended margin vs 45-47% legacy)</w:t>
+      </w:r>
+      <w:r>
+        <w:rPr>
+          <w:color w:val="666666"/>
+          <w:sz w:val="20"/>
+          <w:szCs w:val="20"/>
+        </w:rPr>
+        <w:t xml:space="preserve"> → </w:t>
+      </w:r>
+      <w:r>
+        <w:rPr>
+          <w:b w:val="false"/>
+          <w:bCs w:val="false"/>
+          <w:sz w:val="20"/>
+          <w:szCs w:val="20"/>
+        </w:rPr>
+        <w:t xml:space="preserve">interest cost on new debt</w:t>
+      </w:r>
+      <w:r>
+        <w:rPr>
+          <w:color w:val="666666"/>
+          <w:sz w:val="20"/>
+          <w:szCs w:val="20"/>
+        </w:rPr>
+        <w:t xml:space="preserve"> → </w:t>
+      </w:r>
+      <w:r>
+        <w:rPr>
+          <w:b w:val="false"/>
+          <w:bCs w:val="false"/>
+          <w:sz w:val="20"/>
+          <w:szCs w:val="20"/>
+        </w:rPr>
+        <w:t xml:space="preserve">PAT / EPS (post-dilution)</w:t>
+      </w:r>
+    </w:p>
+    <w:p>
+      <w:pPr>
+        <w:spacing w:after="120"/>
+      </w:pPr>
+      <w:r>
+        <w:rPr>
+          <w:color w:val="666666"/>
+          <w:sz w:val="18"/>
+          <w:szCs w:val="18"/>
+        </w:rPr>
+        <w:t xml:space="preserve">Bottleneck link: close MBJ + Sanofi acquisitions.</w:t>
+      </w:r>
+    </w:p>
+    <w:p>
+      <w:pPr>
+        <w:spacing w:after="120"/>
+      </w:pPr>
+      <w:r>
+        <w:rPr>
+          <w:color w:val="666666"/>
+          <w:sz w:val="18"/>
+          <w:szCs w:val="18"/>
+        </w:rPr>
+        <w:t xml:space="preserve">Operating leverage: unclear — legacy base already at 45-47% EBITDA with flat volumes; the acquired businesses' margins and the interest drag on Rs 1,500 Cr of new debt are unknown, so blended post-deal economics could compress rather than lever</w:t>
+      </w:r>
+    </w:p>
+    <w:p>
+      <w:pPr>
+        <w:spacing w:after="120"/>
+      </w:pPr>
+      <w:r>
+        <w:rPr>
+          <w:color w:val="666666"/>
+          <w:sz w:val="18"/>
+          <w:szCs w:val="18"/>
+        </w:rPr>
+        <w:t xml:space="preserve">Evidenced: fund-raise (Rs 1,000cr equity + Rs 1,500cr debt). Still assumed: close MBJ + Sanofi acquisitions; integrate + combine revenue (CDMO + branded formulations); utilise 990 KL fermentation capacity; consolidated revenue step-up; EBITDA (blended margin vs 45-47% legacy); interest cost on new debt; PAT / EPS (post-dilution).</w:t>
+      </w:r>
+    </w:p>
+    <w:p>
+      <w:pPr>
+        <w:spacing w:after="120"/>
+      </w:pPr>
+      <w:r>
+        <w:rPr>
+          <w:b/>
+          <w:bCs/>
+          <w:sz w:val="20"/>
+          <w:szCs w:val="20"/>
+        </w:rPr>
+        <w:t xml:space="preserve">Market expectation vs. our path:</w:t>
+      </w:r>
+    </w:p>
+    <w:tbl>
+      <w:tblPr>
+        <w:tblW w:type="dxa" w:w="9000"/>
+        <w:tblBorders>
+          <w:top w:val="single" w:color="auto" w:sz="4"/>
+          <w:left w:val="single" w:color="auto" w:sz="4"/>
+          <w:bottom w:val="single" w:color="auto" w:sz="4"/>
+          <w:right w:val="single" w:color="auto" w:sz="4"/>
+          <w:insideH w:val="single" w:color="auto" w:sz="4"/>
+          <w:insideV w:val="single" w:color="auto" w:sz="4"/>
+        </w:tblBorders>
+      </w:tblPr>
+      <w:tblGrid>
+        <w:gridCol w:w="3200"/>
+        <w:gridCol w:w="5800"/>
+      </w:tblGrid>
+      <w:tr>
+        <w:tc>
+          <w:tcPr>
+            <w:tcW w:type="dxa" w:w="3200"/>
+            <w:shd w:fill="F2F2F2" w:val="clear"/>
+          </w:tcPr>
+          <w:p>
+            <w:r>
+              <w:rPr>
+                <w:b/>
+                <w:bCs/>
+              </w:rPr>
+              <w:t xml:space="preserve">As of</w:t>
+            </w:r>
+          </w:p>
+        </w:tc>
+        <w:tc>
+          <w:tcPr>
+            <w:tcW w:type="dxa" w:w="5800"/>
+          </w:tcPr>
+          <w:p>
+            <w:r>
+              <w:t xml:space="preserve">2026-09-08</w:t>
+            </w:r>
+          </w:p>
+        </w:tc>
+      </w:tr>
+      <w:tr>
+        <w:tc>
+          <w:tcPr>
+            <w:tcW w:type="dxa" w:w="3200"/>
+            <w:shd w:fill="F2F2F2" w:val="clear"/>
+          </w:tcPr>
+          <w:p>
+            <w:r>
+              <w:rPr>
+                <w:b/>
+                <w:bCs/>
+              </w:rPr>
+              <w:t xml:space="preserve">Price / multiple</w:t>
+            </w:r>
+          </w:p>
+        </w:tc>
+        <w:tc>
+          <w:tcPr>
+            <w:tcW w:type="dxa" w:w="5800"/>
+          </w:tcPr>
+          <w:p>
+            <w:r>
+              <w:t xml:space="preserve">Rs 454 · 121x P/E</w:t>
+            </w:r>
+          </w:p>
+        </w:tc>
+      </w:tr>
+      <w:tr>
+        <w:tc>
+          <w:tcPr>
+            <w:tcW w:type="dxa" w:w="3200"/>
+            <w:shd w:fill="F2F2F2" w:val="clear"/>
+          </w:tcPr>
+          <w:p>
+            <w:r>
+              <w:rPr>
+                <w:b/>
+                <w:bCs/>
+              </w:rPr>
+              <w:t xml:space="preserve">Right valuation lens</w:t>
+            </w:r>
+          </w:p>
+        </w:tc>
+        <w:tc>
+          <w:tcPr>
+            <w:tcW w:type="dxa" w:w="5800"/>
+          </w:tcPr>
+          <w:p>
+            <w:r>
+              <w:t xml:space="preserve">P/E</w:t>
+            </w:r>
+          </w:p>
+        </w:tc>
+      </w:tr>
+      <w:tr>
+        <w:tc>
+          <w:tcPr>
+            <w:tcW w:type="dxa" w:w="3200"/>
+            <w:shd w:fill="F2F2F2" w:val="clear"/>
+          </w:tcPr>
+          <w:p>
+            <w:r>
+              <w:rPr>
+                <w:b/>
+                <w:bCs/>
+              </w:rPr>
+              <w:t xml:space="preserve">Price implies</w:t>
+            </w:r>
+          </w:p>
+        </w:tc>
+        <w:tc>
+          <w:tcPr>
+            <w:tcW w:type="dxa" w:w="5800"/>
+          </w:tcPr>
+          <w:p>
+            <w:r>
+              <w:t xml:space="preserve">~121x trailing P/E on a base that shrank in PAT over 3 years embeds a very large, sustained EPS ramp — of the order of 40%+ CAGR for several years even against a generous ~25-30x exit multiple; only a successful, accretive MBJ + Sanofi integration could deliver that, and it would be post ~Rs 1,000 Cr equity dilution</w:t>
+            </w:r>
+          </w:p>
+        </w:tc>
+      </w:tr>
+      <w:tr>
+        <w:tc>
+          <w:tcPr>
+            <w:tcW w:type="dxa" w:w="3200"/>
+            <w:shd w:fill="F2F2F2" w:val="clear"/>
+          </w:tcPr>
+          <w:p>
+            <w:r>
+              <w:rPr>
+                <w:b/>
+                <w:bCs/>
+              </w:rPr>
+              <w:t xml:space="preserve">Our FY27</w:t>
+            </w:r>
+          </w:p>
+        </w:tc>
+        <w:tc>
+          <w:tcPr>
+            <w:tcW w:type="dxa" w:w="5800"/>
+          </w:tcPr>
+          <w:p>
+            <w:r>
+              <w:t xml:space="preserve">Legacy base revenue Rs 180-200 Cr at ~45% EBITDA; MBJ consolidates only part-year if it closes Q2 FY27; EPS likely flat-to-down on dilution + interest before synergies</w:t>
+            </w:r>
+          </w:p>
+        </w:tc>
+      </w:tr>
+      <w:tr>
+        <w:tc>
+          <w:tcPr>
+            <w:tcW w:type="dxa" w:w="3200"/>
+            <w:shd w:fill="F2F2F2" w:val="clear"/>
+          </w:tcPr>
+          <w:p>
+            <w:r>
+              <w:rPr>
+                <w:b/>
+                <w:bCs/>
+              </w:rPr>
+              <w:t xml:space="preserve">Our FY28</w:t>
+            </w:r>
+          </w:p>
+        </w:tc>
+        <w:tc>
+          <w:tcPr>
+            <w:tcW w:type="dxa" w:w="5800"/>
+          </w:tcPr>
+          <w:p>
+            <w:r>
+              <w:t xml:space="preserve">First full year of combined entity — wide range depending on MBJ/Sanofi economics and final debt; plausibly Rs 500-800 Cr consolidated revenue but at a lower blended margin and with a materially higher interest and share count</w:t>
+            </w:r>
+          </w:p>
+        </w:tc>
+      </w:tr>
+      <w:tr>
+        <w:tc>
+          <w:tcPr>
+            <w:tcW w:type="dxa" w:w="3200"/>
+            <w:shd w:fill="F2F2F2" w:val="clear"/>
+          </w:tcPr>
+          <w:p>
+            <w:r>
+              <w:rPr>
+                <w:b/>
+                <w:bCs/>
+              </w:rPr>
+              <w:t xml:space="preserve">Gap direction</w:t>
+            </w:r>
+          </w:p>
+        </w:tc>
+        <w:tc>
+          <w:tcPr>
+            <w:tcW w:type="dxa" w:w="5800"/>
+          </w:tcPr>
+          <w:p>
+            <w:r>
+              <w:t xml:space="preserve">over-optimistic</w:t>
+            </w:r>
+          </w:p>
+        </w:tc>
+      </w:tr>
+      <w:tr>
+        <w:tc>
+          <w:tcPr>
+            <w:tcW w:type="dxa" w:w="3200"/>
+            <w:shd w:fill="F2F2F2" w:val="clear"/>
+          </w:tcPr>
+          <w:p>
+            <w:r>
+              <w:rPr>
+                <w:b/>
+                <w:bCs/>
+              </w:rPr>
+              <w:t xml:space="preserve">Gap type</w:t>
+            </w:r>
+          </w:p>
+        </w:tc>
+        <w:tc>
+          <w:tcPr>
+            <w:tcW w:type="dxa" w:w="5800"/>
+          </w:tcPr>
+          <w:p>
+            <w:r>
+              <w:t xml:space="preserve">new_business</w:t>
+            </w:r>
+          </w:p>
+        </w:tc>
+      </w:tr>
+      <w:tr>
+        <w:tc>
+          <w:tcPr>
+            <w:tcW w:type="dxa" w:w="3200"/>
+            <w:shd w:fill="F2F2F2" w:val="clear"/>
+          </w:tcPr>
+          <w:p>
+            <w:r>
+              <w:rPr>
+                <w:b/>
+                <w:bCs/>
+              </w:rPr>
+              <w:t xml:space="preserve">Gap magnitude</w:t>
+            </w:r>
+          </w:p>
+        </w:tc>
+        <w:tc>
+          <w:tcPr>
+            <w:tcW w:type="dxa" w:w="5800"/>
+          </w:tcPr>
+          <w:p>
+            <w:r>
+              <w:t xml:space="preserve">-35% (our FY28 PAT vs implied)</w:t>
+            </w:r>
+          </w:p>
+        </w:tc>
+      </w:tr>
+      <w:tr>
+        <w:tc>
+          <w:tcPr>
+            <w:tcW w:type="dxa" w:w="3200"/>
+            <w:shd w:fill="F2F2F2" w:val="clear"/>
+          </w:tcPr>
+          <w:p>
+            <w:r>
+              <w:rPr>
+                <w:b/>
+                <w:bCs/>
+              </w:rPr>
+              <w:t xml:space="preserve">Gap basis</w:t>
+            </w:r>
+          </w:p>
+        </w:tc>
+        <w:tc>
+          <w:tcPr>
+            <w:tcW w:type="dxa" w:w="5800"/>
+          </w:tcPr>
+          <w:p>
+            <w:r>
+              <w:t xml:space="preserve">the price requires a large, smooth, accretive transformation; our realistic path has near-term EPS flat-to-down on dilution and interest, with combined economics unproven — the multiple sits well above what the fundamentals support</w:t>
+            </w:r>
+          </w:p>
+        </w:tc>
+      </w:tr>
+      <w:tr>
+        <w:tc>
+          <w:tcPr>
+            <w:tcW w:type="dxa" w:w="3200"/>
+            <w:shd w:fill="F2F2F2" w:val="clear"/>
+          </w:tcPr>
+          <w:p>
+            <w:r>
+              <w:rPr>
+                <w:b/>
+                <w:bCs/>
+              </w:rPr>
+              <w:t xml:space="preserve">Evidence quality</w:t>
+            </w:r>
+          </w:p>
+        </w:tc>
+        <w:tc>
+          <w:tcPr>
+            <w:tcW w:type="dxa" w:w="5800"/>
+          </w:tcPr>
+          <w:p>
+            <w:r>
+              <w:t xml:space="preserve">weak</w:t>
+            </w:r>
+          </w:p>
+        </w:tc>
+      </w:tr>
+    </w:tbl>
+    <w:p>
+      <w:pPr>
+        <w:spacing w:after="120"/>
+      </w:pPr>
+      <w:r>
+        <w:rPr>
+          <w:i/>
+          <w:iCs/>
+          <w:color w:val="666666"/>
+          <w:sz w:val="16"/>
+          <w:szCs w:val="16"/>
+        </w:rPr>
+        <w:t xml:space="preserve">no broker consensus; implied path is a reverse-P/E estimate + screener.in forward figures + VP thread view</w:t>
+      </w:r>
+    </w:p>
+    <w:p>
+      <w:pPr>
+        <w:spacing w:after="120" w:before="120"/>
+      </w:pPr>
+      <w:r>
+        <w:rPr>
+          <w:b/>
+          <w:bCs/>
+          <w:sz w:val="20"/>
+          <w:szCs w:val="20"/>
+        </w:rPr>
+        <w:t xml:space="preserve">Catalyst: </w:t>
+      </w:r>
+      <w:r>
+        <w:rPr>
+          <w:sz w:val="20"/>
+          <w:szCs w:val="20"/>
+        </w:rPr>
+        <w:t xml:space="preserve">MBJ acquisition close (targeted Q2 FY27) + QIP pricing + first combined-entity quarter showing pro-forma revenue, margin and net debt</w:t>
+      </w:r>
+      <w:r>
+        <w:rPr>
+          <w:color w:val="666666"/>
+          <w:sz w:val="18"/>
+          <w:szCs w:val="18"/>
+        </w:rPr>
+        <w:t xml:space="preserve"> (window ~9M from 2026-09-08; dated; evidence med; pending)</w:t>
       </w:r>
     </w:p>
     <w:p>
@@ -314,7 +2002,7 @@
         <w:spacing w:after="120" w:before="280"/>
       </w:pPr>
       <w:r>
-        <w:t xml:space="preserve">BSE Corporate Actions / Other Red Flags</w:t>
+        <w:t xml:space="preserve">Ishmohit-Lens Checks (value chain · earnings quality · growth trajectory · management · quality metrics · track record · global-signal check)</w:t>
       </w:r>
     </w:p>
     <w:p>
@@ -322,7 +2010,719 @@
         <w:spacing w:after="120"/>
       </w:pPr>
       <w:r>
-        <w:t xml:space="preserve">Not checked.</w:t>
+        <w:rPr>
+          <w:i/>
+          <w:iCs/>
+          <w:color w:val="666666"/>
+          <w:sz w:val="18"/>
+          <w:szCs w:val="18"/>
+        </w:rPr>
+        <w:t xml:space="preserve">Extra checks drawn from @ishmohit1 / SOIC methodology (playbook/ishmohit-soic-style.md): where the company sits in its value chain and what the supply side is doing, whether a margin/PAT inflection is structural or a cyclical peak, the rate-of-change of growth vs. what the multiple demands, and management quality as a positive attribute.</w:t>
+      </w:r>
+    </w:p>
+    <w:p>
+      <w:pPr>
+        <w:spacing w:after="120"/>
+      </w:pPr>
+      <w:r>
+        <w:rPr>
+          <w:b/>
+          <w:bCs/>
+          <w:sz w:val="20"/>
+          <w:szCs w:val="20"/>
+        </w:rPr>
+        <w:t xml:space="preserve">Value chain &amp; supply side:</w:t>
+      </w:r>
+    </w:p>
+    <w:tbl>
+      <w:tblPr>
+        <w:tblW w:type="dxa" w:w="9000"/>
+        <w:tblBorders>
+          <w:top w:val="single" w:color="auto" w:sz="4"/>
+          <w:left w:val="single" w:color="auto" w:sz="4"/>
+          <w:bottom w:val="single" w:color="auto" w:sz="4"/>
+          <w:right w:val="single" w:color="auto" w:sz="4"/>
+          <w:insideH w:val="single" w:color="auto" w:sz="4"/>
+          <w:insideV w:val="single" w:color="auto" w:sz="4"/>
+        </w:tblBorders>
+      </w:tblPr>
+      <w:tblGrid>
+        <w:gridCol w:w="3200"/>
+        <w:gridCol w:w="5800"/>
+      </w:tblGrid>
+      <w:tr>
+        <w:tc>
+          <w:tcPr>
+            <w:tcW w:type="dxa" w:w="3200"/>
+            <w:shd w:fill="F2F2F2" w:val="clear"/>
+          </w:tcPr>
+          <w:p>
+            <w:r>
+              <w:rPr>
+                <w:b/>
+                <w:bCs/>
+              </w:rPr>
+              <w:t xml:space="preserve">Theme</w:t>
+            </w:r>
+          </w:p>
+        </w:tc>
+        <w:tc>
+          <w:tcPr>
+            <w:tcW w:type="dxa" w:w="5800"/>
+          </w:tcPr>
+          <w:p>
+            <w:r>
+              <w:t xml:space="preserve">fermentation-based APIs / anti-TB drugs / global fermentation CDMO</w:t>
+            </w:r>
+          </w:p>
+        </w:tc>
+      </w:tr>
+      <w:tr>
+        <w:tc>
+          <w:tcPr>
+            <w:tcW w:type="dxa" w:w="3200"/>
+            <w:shd w:fill="F2F2F2" w:val="clear"/>
+          </w:tcPr>
+          <w:p>
+            <w:r>
+              <w:rPr>
+                <w:b/>
+                <w:bCs/>
+              </w:rPr>
+              <w:t xml:space="preserve">This company's position</w:t>
+            </w:r>
+          </w:p>
+        </w:tc>
+        <w:tc>
+          <w:tcPr>
+            <w:tcW w:type="dxa" w:w="5800"/>
+          </w:tcPr>
+          <w:p>
+            <w:r>
+              <w:t xml:space="preserve">India's first commercial Rifampicin producer (legacy niche); pending MBJ deal adds oncology APIs, pDNA, ADC conjugation, CDMO services; pending Sanofi deal adds branded anti-TB / anti-infective formulations</w:t>
+            </w:r>
+          </w:p>
+        </w:tc>
+      </w:tr>
+      <w:tr>
+        <w:tc>
+          <w:tcPr>
+            <w:tcW w:type="dxa" w:w="3200"/>
+            <w:shd w:fill="F2F2F2" w:val="clear"/>
+          </w:tcPr>
+          <w:p>
+            <w:r>
+              <w:rPr>
+                <w:b/>
+                <w:bCs/>
+              </w:rPr>
+              <w:t xml:space="preserve">Bottleneck node (pricing power)</w:t>
+            </w:r>
+          </w:p>
+        </w:tc>
+        <w:tc>
+          <w:tcPr>
+            <w:tcW w:type="dxa" w:w="5800"/>
+          </w:tcPr>
+          <w:p>
+            <w:r>
+              <w:t xml:space="preserve">regulatory approvals + acquisition financing; fermentation capacity utilisation</w:t>
+            </w:r>
+          </w:p>
+        </w:tc>
+      </w:tr>
+      <w:tr>
+        <w:tc>
+          <w:tcPr>
+            <w:tcW w:type="dxa" w:w="3200"/>
+            <w:shd w:fill="F2F2F2" w:val="clear"/>
+          </w:tcPr>
+          <w:p>
+            <w:r>
+              <w:rPr>
+                <w:b/>
+                <w:bCs/>
+              </w:rPr>
+              <w:t xml:space="preserve">Supply-side status</w:t>
+            </w:r>
+          </w:p>
+        </w:tc>
+        <w:tc>
+          <w:tcPr>
+            <w:tcW w:type="dxa" w:w="5800"/>
+          </w:tcPr>
+          <w:p>
+            <w:r>
+              <w:t xml:space="preserve">adding</w:t>
+            </w:r>
+          </w:p>
+        </w:tc>
+      </w:tr>
+      <w:tr>
+        <w:tc>
+          <w:tcPr>
+            <w:tcW w:type="dxa" w:w="3200"/>
+            <w:shd w:fill="F2F2F2" w:val="clear"/>
+          </w:tcPr>
+          <w:p>
+            <w:r>
+              <w:rPr>
+                <w:b/>
+                <w:bCs/>
+              </w:rPr>
+              <w:t xml:space="preserve">Adjacent-node peers</w:t>
+            </w:r>
+          </w:p>
+        </w:tc>
+        <w:tc>
+          <w:tcPr>
+            <w:tcW w:type="dxa" w:w="5800"/>
+          </w:tcPr>
+          <w:p>
+            <w:r>
+              <w:t xml:space="preserve">Themis Medicare, Laurus Labs, Aarti Pharmalabs, Divi's Laboratories</w:t>
+            </w:r>
+          </w:p>
+        </w:tc>
+      </w:tr>
+    </w:tbl>
+    <w:p>
+      <w:pPr>
+        <w:spacing w:after="120"/>
+      </w:pPr>
+      <w:r>
+        <w:rPr>
+          <w:color w:val="666666"/>
+          <w:sz w:val="18"/>
+          <w:szCs w:val="18"/>
+        </w:rPr>
+        <w:t xml:space="preserve">Legacy Rifampicin fermentation is a genuine India-first niche with pricing power, but it is a narrow compound and volumes have gone sideways. The strategy is to bolt on a Japanese fermentation-CDMO and a carved-out Sanofi brand portfolio — moving simultaneously up (formulations) and across (oncology/biologics CDMO). 'Adding' capacity aggressively (990 KL, Rs 435 Cr gross block) into flat demand raises late-cycle overbuild risk on the legacy side.</w:t>
+      </w:r>
+    </w:p>
+    <w:p>
+      <w:pPr>
+        <w:spacing w:after="60" w:before="120"/>
+      </w:pPr>
+      <w:r>
+        <w:rPr>
+          <w:b/>
+          <w:bCs/>
+          <w:sz w:val="20"/>
+          <w:szCs w:val="20"/>
+        </w:rPr>
+        <w:t xml:space="preserve">Earnings quality: </w:t>
+      </w:r>
+      <w:r>
+        <w:rPr>
+          <w:sz w:val="20"/>
+          <w:szCs w:val="20"/>
+        </w:rPr>
+        <w:t xml:space="preserve">margin driver structural</w:t>
+      </w:r>
+      <w:r>
+        <w:rPr>
+          <w:b/>
+          <w:bCs/>
+          <w:color w:val="A32020"/>
+          <w:sz w:val="20"/>
+          <w:szCs w:val="20"/>
+        </w:rPr>
+        <w:t xml:space="preserve">  — PEAK-MARGIN RISK: do not capitalise current margins</w:t>
+      </w:r>
+    </w:p>
+    <w:p>
+      <w:pPr>
+        <w:spacing w:after="120"/>
+      </w:pPr>
+      <w:r>
+        <w:rPr>
+          <w:color w:val="666666"/>
+          <w:sz w:val="18"/>
+          <w:szCs w:val="18"/>
+        </w:rPr>
+        <w:t xml:space="preserve">Drivers: niche fermentation economics on Rifampicin / anti-TB APIs (India-first position); high fixed-cost absorption when volumes are present; favourable product mix in the legacy base.</w:t>
+      </w:r>
+    </w:p>
+    <w:p>
+      <w:pPr>
+        <w:spacing w:after="120"/>
+      </w:pPr>
+      <w:r>
+        <w:rPr>
+          <w:color w:val="666666"/>
+          <w:sz w:val="18"/>
+          <w:szCs w:val="18"/>
+        </w:rPr>
+        <w:t xml:space="preserve">Legacy EBITDA margin ~45-47% is genuinely structural for the niche, but Q1 FY27's 47.5% (+867bps YoY) sits well above the ~40-45% the business has averaged and could normalise; more importantly, a post-acquisition blended margin (CDMO + branded formulations, minus interest on Rs 1,500 Cr of new debt) is likely to be materially lower than the legacy standalone level.</w:t>
+      </w:r>
+    </w:p>
+    <w:p>
+      <w:pPr>
+        <w:spacing w:after="60" w:before="120"/>
+      </w:pPr>
+      <w:r>
+        <w:rPr>
+          <w:b/>
+          <w:bCs/>
+          <w:sz w:val="20"/>
+          <w:szCs w:val="20"/>
+        </w:rPr>
+        <w:t xml:space="preserve">Growth trajectory: </w:t>
+      </w:r>
+      <w:r>
+        <w:rPr>
+          <w:b w:val="false"/>
+          <w:bCs w:val="false"/>
+          <w:sz w:val="20"/>
+          <w:szCs w:val="20"/>
+        </w:rPr>
+        <w:t xml:space="preserve">YoY growth rate is lumpy</w:t>
+      </w:r>
+    </w:p>
+    <w:p>
+      <w:pPr>
+        <w:spacing w:after="120"/>
+      </w:pPr>
+      <w:r>
+        <w:rPr>
+          <w:color w:val="666666"/>
+          <w:sz w:val="18"/>
+          <w:szCs w:val="18"/>
+        </w:rPr>
+        <w:t xml:space="preserve">Legacy base annual revenue YoY: FY24 +14.9%, FY25 -11.2%, FY26 +9.96%; Q1 FY27 +22.1% YoY — a flat-to-down 3-year path with a single strong recent quarter, not an established acceleration. 3-yr revenue CAGR ~4%, 3-yr PAT CAGR ~-7%.</w:t>
+      </w:r>
+    </w:p>
+    <w:p>
+      <w:pPr>
+        <w:spacing w:after="120"/>
+      </w:pPr>
+      <w:r>
+        <w:rPr>
+          <w:color w:val="666666"/>
+          <w:sz w:val="18"/>
+          <w:szCs w:val="18"/>
+        </w:rPr>
+        <w:t xml:space="preserve">Reverse P/E: ~121x trailing P/E on a base whose PAT fell over 3 years needs a large sustained EPS ramp; the only mechanism that delivers it is a successful, accretive MBJ + Sanofi integration post-dilution — rate-of-change on the standalone business does not support the multiple.</w:t>
+      </w:r>
+    </w:p>
+    <w:p>
+      <w:pPr>
+        <w:spacing w:after="120"/>
+      </w:pPr>
+      <w:r>
+        <w:rPr>
+          <w:b/>
+          <w:bCs/>
+          <w:sz w:val="20"/>
+          <w:szCs w:val="20"/>
+        </w:rPr>
+        <w:t xml:space="preserve">Management quality (TVGP's "P"):</w:t>
+      </w:r>
+    </w:p>
+    <w:tbl>
+      <w:tblPr>
+        <w:tblW w:type="dxa" w:w="9000"/>
+        <w:tblBorders>
+          <w:top w:val="single" w:color="auto" w:sz="4"/>
+          <w:left w:val="single" w:color="auto" w:sz="4"/>
+          <w:bottom w:val="single" w:color="auto" w:sz="4"/>
+          <w:right w:val="single" w:color="auto" w:sz="4"/>
+          <w:insideH w:val="single" w:color="auto" w:sz="4"/>
+          <w:insideV w:val="single" w:color="auto" w:sz="4"/>
+        </w:tblBorders>
+      </w:tblPr>
+      <w:tblGrid>
+        <w:gridCol w:w="3200"/>
+        <w:gridCol w:w="5800"/>
+      </w:tblGrid>
+      <w:tr>
+        <w:tc>
+          <w:tcPr>
+            <w:tcW w:type="dxa" w:w="3200"/>
+            <w:shd w:fill="F2F2F2" w:val="clear"/>
+          </w:tcPr>
+          <w:p>
+            <w:r>
+              <w:rPr>
+                <w:b/>
+                <w:bCs/>
+              </w:rPr>
+              <w:t xml:space="preserve">Assessment</w:t>
+            </w:r>
+          </w:p>
+        </w:tc>
+        <w:tc>
+          <w:tcPr>
+            <w:tcW w:type="dxa" w:w="5800"/>
+          </w:tcPr>
+          <w:p>
+            <w:r>
+              <w:t xml:space="preserve">concern</w:t>
+            </w:r>
+          </w:p>
+        </w:tc>
+      </w:tr>
+      <w:tr>
+        <w:tc>
+          <w:tcPr>
+            <w:tcW w:type="dxa" w:w="3200"/>
+            <w:shd w:fill="F2F2F2" w:val="clear"/>
+          </w:tcPr>
+          <w:p>
+            <w:r>
+              <w:rPr>
+                <w:b/>
+                <w:bCs/>
+              </w:rPr>
+              <w:t xml:space="preserve">Capital allocation</w:t>
+            </w:r>
+          </w:p>
+        </w:tc>
+        <w:tc>
+          <w:tcPr>
+            <w:tcW w:type="dxa" w:w="5800"/>
+          </w:tcPr>
+          <w:p>
+            <w:r>
+              <w:t xml:space="preserve">Deployed ~Rs 370 Cr of gross block over 3 years (Rs 62 -&gt; 435 Cr) into fermentation capacity while revenue stayed flat and ROCE fell from ~27% to ~17.9% — incremental returns on the recent capex are poor so far. Now committing to ~Rs 1,300 Cr of cross-border M&amp;A (MBJ) plus a Sanofi carve-out, funded by up to Rs 1,000 Cr equity + up to Rs 1,500 Cr debt — a very large, unrelated-geography, unrelated-modality expansion relative to the current base. (unclear)</w:t>
+            </w:r>
+          </w:p>
+        </w:tc>
+      </w:tr>
+      <w:tr>
+        <w:tc>
+          <w:tcPr>
+            <w:tcW w:type="dxa" w:w="3200"/>
+            <w:shd w:fill="F2F2F2" w:val="clear"/>
+          </w:tcPr>
+          <w:p>
+            <w:r>
+              <w:rPr>
+                <w:b/>
+                <w:bCs/>
+              </w:rPr>
+              <w:t xml:space="preserve">Related-party trend</w:t>
+            </w:r>
+          </w:p>
+        </w:tc>
+        <w:tc>
+          <w:tcPr>
+            <w:tcW w:type="dxa" w:w="5800"/>
+          </w:tcPr>
+          <w:p>
+            <w:r>
+              <w:t xml:space="preserve">unclear</w:t>
+            </w:r>
+          </w:p>
+        </w:tc>
+      </w:tr>
+      <w:tr>
+        <w:tc>
+          <w:tcPr>
+            <w:tcW w:type="dxa" w:w="3200"/>
+            <w:shd w:fill="F2F2F2" w:val="clear"/>
+          </w:tcPr>
+          <w:p>
+            <w:r>
+              <w:rPr>
+                <w:b/>
+                <w:bCs/>
+              </w:rPr>
+              <w:t xml:space="preserve">Guidance credibility</w:t>
+            </w:r>
+          </w:p>
+        </w:tc>
+        <w:tc>
+          <w:tcPr>
+            <w:tcW w:type="dxa" w:w="5800"/>
+          </w:tcPr>
+          <w:p>
+            <w:r>
+              <w:t xml:space="preserve">no-track-record</w:t>
+            </w:r>
+          </w:p>
+        </w:tc>
+      </w:tr>
+      <w:tr>
+        <w:tc>
+          <w:tcPr>
+            <w:tcW w:type="dxa" w:w="3200"/>
+            <w:shd w:fill="F2F2F2" w:val="clear"/>
+          </w:tcPr>
+          <w:p>
+            <w:r>
+              <w:rPr>
+                <w:b/>
+                <w:bCs/>
+              </w:rPr>
+              <w:t xml:space="preserve">Shareholder returns</w:t>
+            </w:r>
+          </w:p>
+        </w:tc>
+        <w:tc>
+          <w:tcPr>
+            <w:tcW w:type="dxa" w:w="5800"/>
+          </w:tcPr>
+          <w:p>
+            <w:r>
+              <w:t xml:space="preserve">erratic</w:t>
+            </w:r>
+          </w:p>
+        </w:tc>
+      </w:tr>
+      <w:tr>
+        <w:tc>
+          <w:tcPr>
+            <w:tcW w:type="dxa" w:w="3200"/>
+            <w:shd w:fill="F2F2F2" w:val="clear"/>
+          </w:tcPr>
+          <w:p>
+            <w:r>
+              <w:rPr>
+                <w:b/>
+                <w:bCs/>
+              </w:rPr>
+              <w:t xml:space="preserve">Capability ladder / VAP</w:t>
+            </w:r>
+          </w:p>
+        </w:tc>
+        <w:tc>
+          <w:tcPr>
+            <w:tcW w:type="dxa" w:w="5800"/>
+          </w:tcPr>
+          <w:p>
+            <w:r>
+              <w:t xml:space="preserve">Explicit 'globally integrated fermentation-based CDMO' + forward integration into finished formulations language — genuine capability-ladder intent, but entirely unproven at this scale</w:t>
+            </w:r>
+          </w:p>
+        </w:tc>
+      </w:tr>
+    </w:tbl>
+    <w:p>
+      <w:pPr>
+        <w:spacing w:after="120"/>
+      </w:pPr>
+      <w:r>
+        <w:rPr>
+          <w:b/>
+          <w:bCs/>
+          <w:sz w:val="20"/>
+          <w:szCs w:val="20"/>
+        </w:rPr>
+        <w:t xml:space="preserve">Quality metrics (ROCE · debt · FCF · margin · capex):</w:t>
+      </w:r>
+    </w:p>
+    <w:tbl>
+      <w:tblPr>
+        <w:tblW w:type="dxa" w:w="9000"/>
+        <w:tblBorders>
+          <w:top w:val="single" w:color="auto" w:sz="4"/>
+          <w:left w:val="single" w:color="auto" w:sz="4"/>
+          <w:bottom w:val="single" w:color="auto" w:sz="4"/>
+          <w:right w:val="single" w:color="auto" w:sz="4"/>
+          <w:insideH w:val="single" w:color="auto" w:sz="4"/>
+          <w:insideV w:val="single" w:color="auto" w:sz="4"/>
+        </w:tblBorders>
+      </w:tblPr>
+      <w:tblGrid>
+        <w:gridCol w:w="3200"/>
+        <w:gridCol w:w="5800"/>
+      </w:tblGrid>
+      <w:tr>
+        <w:tc>
+          <w:tcPr>
+            <w:tcW w:type="dxa" w:w="3200"/>
+            <w:shd w:fill="F2F2F2" w:val="clear"/>
+          </w:tcPr>
+          <w:p>
+            <w:r>
+              <w:rPr>
+                <w:b/>
+                <w:bCs/>
+              </w:rPr>
+              <w:t xml:space="preserve">Assessment</w:t>
+            </w:r>
+          </w:p>
+        </w:tc>
+        <w:tc>
+          <w:tcPr>
+            <w:tcW w:type="dxa" w:w="5800"/>
+          </w:tcPr>
+          <w:p>
+            <w:r>
+              <w:t xml:space="preserve">concern</w:t>
+            </w:r>
+          </w:p>
+        </w:tc>
+      </w:tr>
+      <w:tr>
+        <w:tc>
+          <w:tcPr>
+            <w:tcW w:type="dxa" w:w="3200"/>
+            <w:shd w:fill="F2F2F2" w:val="clear"/>
+          </w:tcPr>
+          <w:p>
+            <w:r>
+              <w:rPr>
+                <w:b/>
+                <w:bCs/>
+              </w:rPr>
+              <w:t xml:space="preserve">ROCE</w:t>
+            </w:r>
+          </w:p>
+        </w:tc>
+        <w:tc>
+          <w:tcPr>
+            <w:tcW w:type="dxa" w:w="5800"/>
+          </w:tcPr>
+          <w:p>
+            <w:r>
+              <w:t xml:space="preserve">17.9% (declining)</w:t>
+            </w:r>
+          </w:p>
+        </w:tc>
+      </w:tr>
+      <w:tr>
+        <w:tc>
+          <w:tcPr>
+            <w:tcW w:type="dxa" w:w="3200"/>
+            <w:shd w:fill="F2F2F2" w:val="clear"/>
+          </w:tcPr>
+          <w:p>
+            <w:r>
+              <w:rPr>
+                <w:b/>
+                <w:bCs/>
+              </w:rPr>
+              <w:t xml:space="preserve">Leverage</w:t>
+            </w:r>
+          </w:p>
+        </w:tc>
+        <w:tc>
+          <w:tcPr>
+            <w:tcW w:type="dxa" w:w="5800"/>
+          </w:tcPr>
+          <w:p>
+            <w:r>
+              <w:t xml:space="preserve">Net debt/EBITDA 2.3x</w:t>
+            </w:r>
+          </w:p>
+        </w:tc>
+      </w:tr>
+      <w:tr>
+        <w:tc>
+          <w:tcPr>
+            <w:tcW w:type="dxa" w:w="3200"/>
+            <w:shd w:fill="F2F2F2" w:val="clear"/>
+          </w:tcPr>
+          <w:p>
+            <w:r>
+              <w:rPr>
+                <w:b/>
+                <w:bCs/>
+              </w:rPr>
+              <w:t xml:space="preserve">FCF conversion</w:t>
+            </w:r>
+          </w:p>
+        </w:tc>
+        <w:tc>
+          <w:tcPr>
+            <w:tcW w:type="dxa" w:w="5800"/>
+          </w:tcPr>
+          <w:p>
+            <w:r>
+              <w:t xml:space="preserve">-25%</w:t>
+            </w:r>
+          </w:p>
+        </w:tc>
+      </w:tr>
+      <w:tr>
+        <w:tc>
+          <w:tcPr>
+            <w:tcW w:type="dxa" w:w="3200"/>
+            <w:shd w:fill="F2F2F2" w:val="clear"/>
+          </w:tcPr>
+          <w:p>
+            <w:r>
+              <w:rPr>
+                <w:b/>
+                <w:bCs/>
+              </w:rPr>
+              <w:t xml:space="preserve">Margin trend</w:t>
+            </w:r>
+          </w:p>
+        </w:tc>
+        <w:tc>
+          <w:tcPr>
+            <w:tcW w:type="dxa" w:w="5800"/>
+          </w:tcPr>
+          <w:p>
+            <w:r>
+              <w:t xml:space="preserve">stable</w:t>
+            </w:r>
+          </w:p>
+        </w:tc>
+      </w:tr>
+      <w:tr>
+        <w:tc>
+          <w:tcPr>
+            <w:tcW w:type="dxa" w:w="3200"/>
+            <w:shd w:fill="F2F2F2" w:val="clear"/>
+          </w:tcPr>
+          <w:p>
+            <w:r>
+              <w:rPr>
+                <w:b/>
+                <w:bCs/>
+              </w:rPr>
+              <w:t xml:space="preserve">Capex efficiency</w:t>
+            </w:r>
+          </w:p>
+        </w:tc>
+        <w:tc>
+          <w:tcPr>
+            <w:tcW w:type="dxa" w:w="5800"/>
+          </w:tcPr>
+          <w:p>
+            <w:r>
+              <w:t xml:space="preserve">value-destructive</w:t>
+            </w:r>
+          </w:p>
+        </w:tc>
+      </w:tr>
+    </w:tbl>
+    <w:p>
+      <w:pPr>
+        <w:spacing w:after="60" w:before="120"/>
+      </w:pPr>
+      <w:r>
+        <w:rPr>
+          <w:b/>
+          <w:bCs/>
+          <w:sz w:val="20"/>
+          <w:szCs w:val="20"/>
+        </w:rPr>
+        <w:t xml:space="preserve">Track record (Coffee Can persistence check): </w:t>
+      </w:r>
+      <w:r>
+        <w:rPr>
+          <w:sz w:val="20"/>
+          <w:szCs w:val="20"/>
+        </w:rPr>
+        <w:t xml:space="preserve">cleared revenue growth ≥10% AND ROCE ≥15% in 1 of the last 3 years (consistency_score 33)</w:t>
+      </w:r>
+    </w:p>
+    <w:p>
+      <w:pPr>
+        <w:spacing w:after="120"/>
+      </w:pPr>
+      <w:r>
+        <w:rPr>
+          <w:color w:val="666666"/>
+          <w:sz w:val="18"/>
+          <w:szCs w:val="18"/>
+        </w:rPr>
+        <w:t xml:space="preserve">FY24-FY26 verifiable from the same filings. FY24: revenue +14.9% and ROCE ~25%+ -&gt; cleared. FY25: revenue -11.2% -&gt; failed. FY26: revenue +9.96% (just under the 10% bar) and ROCE down to 17.9% -&gt; failed. Only 1 of 3 years cleared both revenue growth &gt;=10% and ROCE &gt;=15% — the consistency record has broken over the last two years.</w:t>
       </w:r>
     </w:p>
     <w:p>
@@ -331,46 +2731,15 @@
         <w:spacing w:after="120" w:before="280"/>
       </w:pPr>
       <w:r>
-        <w:t xml:space="preserve">Bull Case</w:t>
-      </w:r>
-    </w:p>
-    <w:p>
-      <w:pPr>
-        <w:pStyle w:val="ListParagraph"/>
-        <w:numPr>
-          <w:ilvl w:val="0"/>
-          <w:numId w:val="1"/>
-        </w:numPr>
-        <w:spacing w:after="60"/>
-      </w:pPr>
-      <w:r>
-        <w:t xml:space="preserve">Genuine niche moat as India's first commercial Rifampicin producer via fermentation technology -- not an easily replicable commodity API business</w:t>
-      </w:r>
-    </w:p>
-    <w:p>
-      <w:pPr>
-        <w:pStyle w:val="ListParagraph"/>
-        <w:numPr>
-          <w:ilvl w:val="0"/>
-          <w:numId w:val="1"/>
-        </w:numPr>
-        <w:spacing w:after="60"/>
-      </w:pPr>
-      <w:r>
-        <w:t xml:space="preserve">Strong current ROCE (27.3%) with very low existing leverage (D/E 0.12) shows real capital efficiency today</w:t>
-      </w:r>
-    </w:p>
-    <w:p>
-      <w:pPr>
-        <w:pStyle w:val="ListParagraph"/>
-        <w:numPr>
-          <w:ilvl w:val="0"/>
-          <w:numId w:val="1"/>
-        </w:numPr>
-        <w:spacing w:after="60"/>
-      </w:pPr>
-      <w:r>
-        <w:t xml:space="preserve">The ~Rs 2,000 Cr acquisition plan, if it includes low-cost Yen-denominated debt as management indicated, could be a genuine step-change catalyst for scale rather than just leverage for its own sake</w:t>
+        <w:t xml:space="preserve">Technical Read (Weekly / Monthly MACD + Bollinger Bands, or RSI/CCI/Williams %R proxy)</w:t>
+      </w:r>
+    </w:p>
+    <w:p>
+      <w:pPr>
+        <w:spacing w:after="120"/>
+      </w:pPr>
+      <w:r>
+        <w:t xml:space="preserve">Not checked this pass.</w:t>
       </w:r>
     </w:p>
     <w:p>
@@ -379,46 +2748,36 @@
         <w:spacing w:after="120" w:before="280"/>
       </w:pPr>
       <w:r>
-        <w:t xml:space="preserve">Bear Case / Key Risks</w:t>
-      </w:r>
-    </w:p>
-    <w:p>
-      <w:pPr>
-        <w:pStyle w:val="ListParagraph"/>
-        <w:numPr>
-          <w:ilvl w:val="0"/>
-          <w:numId w:val="1"/>
-        </w:numPr>
-        <w:spacing w:after="60"/>
-      </w:pPr>
-      <w:r>
-        <w:t xml:space="preserve">A ~Rs 2,000 Cr debt-funded acquisition plan would be a dramatic change from the company's current near-debt-free balance sheet (D/E 0.12), introducing real leverage and integration risk</w:t>
-      </w:r>
-    </w:p>
-    <w:p>
-      <w:pPr>
-        <w:pStyle w:val="ListParagraph"/>
-        <w:numPr>
-          <w:ilvl w:val="0"/>
-          <w:numId w:val="1"/>
-        </w:numPr>
-        <w:spacing w:after="60"/>
-      </w:pPr>
-      <w:r>
-        <w:t xml:space="preserve">Community itself flagged this debt overhang as likely to weigh on the stock price even if management's currency/timing mitigations play out as described</w:t>
-      </w:r>
-    </w:p>
-    <w:p>
-      <w:pPr>
-        <w:pStyle w:val="ListParagraph"/>
-        <w:numPr>
-          <w:ilvl w:val="0"/>
-          <w:numId w:val="1"/>
-        </w:numPr>
-        <w:spacing w:after="60"/>
-      </w:pPr>
-      <w:r>
-        <w:t xml:space="preserve">Execution risk on two simultaneous (or near-simultaneous) acquisitions is real and unproven for a company of this current scale</w:t>
+        <w:t xml:space="preserve">ValuePickr Community Signal</w:t>
+      </w:r>
+    </w:p>
+    <w:p>
+      <w:pPr>
+        <w:spacing w:after="120"/>
+      </w:pPr>
+      <w:r>
+        <w:t xml:space="preserve">Read most recent 50 of 220 posts (single batch, no escalation). Most recent post (Aug 2026) centers on a specific, well-reasoned concern about a large prospective debt raise for acquisitions.</w:t>
+      </w:r>
+    </w:p>
+    <w:p>
+      <w:pPr>
+        <w:spacing w:after="120"/>
+      </w:pPr>
+      <w:r>
+        <w:rPr>
+          <w:b/>
+          <w:bCs/>
+          <w:sz w:val="20"/>
+          <w:szCs w:val="20"/>
+        </w:rPr>
+        <w:t xml:space="preserve">High-conviction call from a top contributor: </w:t>
+      </w:r>
+      <w:r>
+        <w:rPr>
+          <w:sz w:val="20"/>
+          <w:szCs w:val="20"/>
+        </w:rPr>
+        <w:t xml:space="preserve">No trusted-roster users posted in this thread. vir259 (Aug 2026) raised the balance-sheet risk directly: management is targeting ~Rs 2,000 Cr of debt to fund two asset acquisitions (including a Biopharm acquisition), though management clarified both debts may not be drawn simultaneously and the Biopharm piece could be financed in low-interest Yen debt. The poster's own framing was balanced -- acknowledging the debt overhang will weigh on sentiment, but also that this is a 'calculated risk' the company may need to take to move into a higher growth orbit.</w:t>
       </w:r>
     </w:p>
     <w:p>
@@ -427,6 +2786,171 @@
         <w:spacing w:after="120" w:before="280"/>
       </w:pPr>
       <w:r>
+        <w:t xml:space="preserve">BSE Corporate Actions / Other Red Flags</w:t>
+      </w:r>
+    </w:p>
+    <w:p>
+      <w:pPr>
+        <w:spacing w:after="120"/>
+      </w:pPr>
+      <w:r>
+        <w:t xml:space="preserve">Not checked.</w:t>
+      </w:r>
+    </w:p>
+    <w:p>
+      <w:pPr>
+        <w:pStyle w:val="Heading1"/>
+        <w:spacing w:after="120" w:before="280"/>
+      </w:pPr>
+      <w:r>
+        <w:t xml:space="preserve">Bull Case</w:t>
+      </w:r>
+    </w:p>
+    <w:p>
+      <w:pPr>
+        <w:pStyle w:val="ListParagraph"/>
+        <w:numPr>
+          <w:ilvl w:val="0"/>
+          <w:numId w:val="1"/>
+        </w:numPr>
+        <w:spacing w:after="60"/>
+      </w:pPr>
+      <w:r>
+        <w:t xml:space="preserve">Genuine niche moat in the legacy base as India's first commercial Rifampicin producer via fermentation — hard to replicate, 45-47% EBITDA margins</w:t>
+      </w:r>
+    </w:p>
+    <w:p>
+      <w:pPr>
+        <w:pStyle w:val="ListParagraph"/>
+        <w:numPr>
+          <w:ilvl w:val="0"/>
+          <w:numId w:val="1"/>
+        </w:numPr>
+        <w:spacing w:after="60"/>
+      </w:pPr>
+      <w:r>
+        <w:t xml:space="preserve">The MBJ + Sanofi acquisitions, if integrated, transform the company into a globally integrated fermentation-based CDMO with oncology API / pDNA / ADC capability and a EUR 62 m branded formulations stream — a genuine step-change in scale and TAM</w:t>
+      </w:r>
+    </w:p>
+    <w:p>
+      <w:pPr>
+        <w:pStyle w:val="ListParagraph"/>
+        <w:numPr>
+          <w:ilvl w:val="0"/>
+          <w:numId w:val="1"/>
+        </w:numPr>
+        <w:spacing w:after="60"/>
+      </w:pPr>
+      <w:r>
+        <w:t xml:space="preserve">Q1 FY27 shows the base still has some life: revenue +22% YoY, EBITDA +49%, margin 47.5%</w:t>
+      </w:r>
+    </w:p>
+    <w:p>
+      <w:pPr>
+        <w:pStyle w:val="ListParagraph"/>
+        <w:numPr>
+          <w:ilvl w:val="0"/>
+          <w:numId w:val="1"/>
+        </w:numPr>
+        <w:spacing w:after="60"/>
+      </w:pPr>
+      <w:r>
+        <w:t xml:space="preserve">Management has offered mitigating structure — part of the Japan debt could be low-cost Yen financing, and the two debt tranches may not be drawn simultaneously</w:t>
+      </w:r>
+    </w:p>
+    <w:p>
+      <w:pPr>
+        <w:pStyle w:val="Heading1"/>
+        <w:spacing w:after="120" w:before="280"/>
+      </w:pPr>
+      <w:r>
+        <w:t xml:space="preserve">Bear Case / Key Risks</w:t>
+      </w:r>
+    </w:p>
+    <w:p>
+      <w:pPr>
+        <w:pStyle w:val="ListParagraph"/>
+        <w:numPr>
+          <w:ilvl w:val="0"/>
+          <w:numId w:val="1"/>
+        </w:numPr>
+        <w:spacing w:after="60"/>
+      </w:pPr>
+      <w:r>
+        <w:t xml:space="preserve">Legacy business has stopped compounding: 3-yr revenue CAGR ~4%, 3-yr PAT CAGR ~-7%, ROCE down ~27% -&gt; ~17.9%, FY25 revenue actually fell 11% — the 'niche compounder' framing no longer holds on the numbers</w:t>
+      </w:r>
+    </w:p>
+    <w:p>
+      <w:pPr>
+        <w:pStyle w:val="ListParagraph"/>
+        <w:numPr>
+          <w:ilvl w:val="0"/>
+          <w:numId w:val="1"/>
+        </w:numPr>
+        <w:spacing w:after="60"/>
+      </w:pPr>
+      <w:r>
+        <w:t xml:space="preserve">Up to Rs 1,500 Cr of NCDs/debt + Rs 1,000 Cr equity against a Rs 166 Cr-revenue base and ~Rs 5,900 Cr market cap — this is a highly leveraged, bet-the-company transformation, not incremental compounding</w:t>
+      </w:r>
+    </w:p>
+    <w:p>
+      <w:pPr>
+        <w:pStyle w:val="ListParagraph"/>
+        <w:numPr>
+          <w:ilvl w:val="0"/>
+          <w:numId w:val="1"/>
+        </w:numPr>
+        <w:spacing w:after="60"/>
+      </w:pPr>
+      <w:r>
+        <w:t xml:space="preserve">Cross-border acquisition of a Japanese fermentation/CDMO business plus carve-out of a 13-brand Sanofi portfolio across multiple geographies is complex integration well beyond the company's demonstrated scale</w:t>
+      </w:r>
+    </w:p>
+    <w:p>
+      <w:pPr>
+        <w:pStyle w:val="ListParagraph"/>
+        <w:numPr>
+          <w:ilvl w:val="0"/>
+          <w:numId w:val="1"/>
+        </w:numPr>
+        <w:spacing w:after="60"/>
+      </w:pPr>
+      <w:r>
+        <w:t xml:space="preserve">At ~121x P/E and ~17x P/B the stock already prices a successful transformation — no valuation cushion if execution slips or the deals are dilutive</w:t>
+      </w:r>
+    </w:p>
+    <w:p>
+      <w:pPr>
+        <w:pStyle w:val="ListParagraph"/>
+        <w:numPr>
+          <w:ilvl w:val="0"/>
+          <w:numId w:val="1"/>
+        </w:numPr>
+        <w:spacing w:after="60"/>
+      </w:pPr>
+      <w:r>
+        <w:t xml:space="preserve">Capacity (990 KL, gross block Rs 62 -&gt; 435 Cr) was built well ahead of demand; utilisation and payback are unproven</w:t>
+      </w:r>
+    </w:p>
+    <w:p>
+      <w:pPr>
+        <w:pStyle w:val="ListParagraph"/>
+        <w:numPr>
+          <w:ilvl w:val="0"/>
+          <w:numId w:val="1"/>
+        </w:numPr>
+        <w:spacing w:after="60"/>
+      </w:pPr>
+      <w:r>
+        <w:t xml:space="preserve">Promoter holding down ~4pp over 3 years; some pledge / indirect-encumbrance activity on promoter shares in 2026</w:t>
+      </w:r>
+    </w:p>
+    <w:p>
+      <w:pPr>
+        <w:pStyle w:val="Heading1"/>
+        <w:spacing w:after="120" w:before="280"/>
+      </w:pPr>
+      <w:r>
         <w:t xml:space="preserve">Market-Cap Tier (informational — not a gate in this project)</w:t>
       </w:r>
     </w:p>
@@ -439,7 +2963,7 @@
           <w:b/>
           <w:bCs/>
         </w:rPr>
-        <w:t xml:space="preserve">Small/Mid-cap (~Rs 3,668 Cr)</w:t>
+        <w:t xml:space="preserve">Small/Mid-cap (~Rs 5,905 Cr)</w:t>
       </w:r>
     </w:p>
     <w:p>
@@ -462,7 +2986,35 @@
           <w:sz w:val="24"/>
           <w:szCs w:val="24"/>
         </w:rPr>
-        <w:t xml:space="preserve">10x-in-2-3-years</w:t>
+        <w:t xml:space="preserve">neither</w:t>
+      </w:r>
+    </w:p>
+    <w:p>
+      <w:pPr>
+        <w:spacing w:after="120"/>
+      </w:pPr>
+      <w:r>
+        <w:rPr>
+          <w:color w:val="666666"/>
+          <w:sz w:val="20"/>
+          <w:szCs w:val="20"/>
+        </w:rPr>
+        <w:t xml:space="preserve">4-box gate — tailwind: yes · TAM: weak · moat: yes · valuation: no  (score 2.5 / 4)</w:t>
+      </w:r>
+    </w:p>
+    <w:p>
+      <w:pPr>
+        <w:spacing w:after="120"/>
+      </w:pPr>
+      <w:r>
+        <w:rPr>
+          <w:i/>
+          <w:iCs/>
+          <w:color w:val="666666"/>
+          <w:sz w:val="20"/>
+          <w:szCs w:val="20"/>
+        </w:rPr>
+        <w:t xml:space="preserve">Fermentation-API / anti-TB niche is a real tailwind and the India-first Rifampicin position is a genuine moat. TAM is weak: the legacy base has gone sideways (3-yr revenue CAGR ~4%) and the TAM expansion depends entirely on an unproven, leveraged MBJ + Sanofi integration. Valuation is 'no' at ~121x P/E / ~17x P/B with a Rs 1,000cr equity + up to Rs 1,500cr debt bet-the-company M&amp;A programme — the thesis is fully priced. Score 2.5, growth not un-ignorable, no written exception -&gt; thesis_fit neither.</w:t>
       </w:r>
     </w:p>
     <w:p>
@@ -485,46 +3037,59 @@
           <w:sz w:val="24"/>
           <w:szCs w:val="24"/>
         </w:rPr>
-        <w:t xml:space="preserve">A real niche moat today, taking on a large calculated bet to scale up -- catalyst is real but so is the balance-sheet risk</w:t>
-      </w:r>
-    </w:p>
-    <w:p>
-      <w:pPr>
-        <w:pStyle w:val="ListParagraph"/>
-        <w:numPr>
-          <w:ilvl w:val="0"/>
-          <w:numId w:val="1"/>
-        </w:numPr>
-        <w:spacing w:after="60"/>
-      </w:pPr>
-      <w:r>
-        <w:t xml:space="preserve">Current business quality (moat, ROCE, low leverage) is genuinely strong, and the acquisition-driven scale-up is a real, disclosed catalyst rather than speculation, fitting the 10x-in-2-3-years bucket</w:t>
-      </w:r>
-    </w:p>
-    <w:p>
-      <w:pPr>
-        <w:pStyle w:val="ListParagraph"/>
-        <w:numPr>
-          <w:ilvl w:val="0"/>
-          <w:numId w:val="1"/>
-        </w:numPr>
-        <w:spacing w:after="60"/>
-      </w:pPr>
-      <w:r>
-        <w:t xml:space="preserve">But the scale of the prospective debt (Rs 2,000 Cr against a Rs 3,668 Cr market cap) is large enough that this is a leveraged bet on successful integration, not a low-risk compounding story -- conviction reflects that balance</w:t>
-      </w:r>
-    </w:p>
-    <w:p>
-      <w:pPr>
-        <w:pStyle w:val="ListParagraph"/>
-        <w:numPr>
-          <w:ilvl w:val="0"/>
-          <w:numId w:val="1"/>
-        </w:numPr>
-        <w:spacing w:after="60"/>
-      </w:pPr>
-      <w:r>
-        <w:t xml:space="preserve">No red flag tier applied since debt is prospective/disclosed and management has offered mitigating structure (currency, timing), but this bears watching closely as the deals progress</w:t>
+        <w:t xml:space="preserve">A flat-lining niche base making a large, leveraged, cross-border bet to become a global fermentation CDMO — priced at 121x for success it has not yet delivered</w:t>
+      </w:r>
+    </w:p>
+    <w:p>
+      <w:pPr>
+        <w:pStyle w:val="ListParagraph"/>
+        <w:numPr>
+          <w:ilvl w:val="0"/>
+          <w:numId w:val="1"/>
+        </w:numPr>
+        <w:spacing w:after="60"/>
+      </w:pPr>
+      <w:r>
+        <w:t xml:space="preserve">The legacy business is no longer a compounder — 3-yr revenue CAGR ~4%, 3-yr PAT CAGR ~-7%, ROCE compressed to ~17.9%, FY25 revenue down 11% — so the 10x case now rests entirely on the MBJ + Sanofi transformation, not on the base</w:t>
+      </w:r>
+    </w:p>
+    <w:p>
+      <w:pPr>
+        <w:pStyle w:val="ListParagraph"/>
+        <w:numPr>
+          <w:ilvl w:val="0"/>
+          <w:numId w:val="1"/>
+        </w:numPr>
+        <w:spacing w:after="60"/>
+      </w:pPr>
+      <w:r>
+        <w:t xml:space="preserve">That transformation is funded by up to Rs 1,000 Cr equity + up to Rs 1,500 Cr debt/NCDs against a Rs 166 Cr revenue base: a bet-the-company, cross-border integration well beyond the company's demonstrated scale, with real dilution and leverage risk</w:t>
+      </w:r>
+    </w:p>
+    <w:p>
+      <w:pPr>
+        <w:pStyle w:val="ListParagraph"/>
+        <w:numPr>
+          <w:ilvl w:val="0"/>
+          <w:numId w:val="1"/>
+        </w:numPr>
+        <w:spacing w:after="60"/>
+      </w:pPr>
+      <w:r>
+        <w:t xml:space="preserve">four_box score 2.5 (valuation now 'no' at ~121x P/E / ~17x P/B; tam still weak/unproven) — below the 3.0 line and with no written exception (growth is NOT un-ignorable), so thesis_fit is 'neither'</w:t>
+      </w:r>
+    </w:p>
+    <w:p>
+      <w:pPr>
+        <w:pStyle w:val="ListParagraph"/>
+        <w:numPr>
+          <w:ilvl w:val="0"/>
+          <w:numId w:val="1"/>
+        </w:numPr>
+        <w:spacing w:after="60"/>
+      </w:pPr>
+      <w:r>
+        <w:t xml:space="preserve">No AVOID/EXCLUDE red flag — the debt is board-approved/prospective and management has offered mitigating structure — but this is a leveraged special situation to watch, not a compounding thesis; conviction Low-Medium</w:t>
       </w:r>
     </w:p>
     <w:p>
